--- a/docs/FINDINGS.docx
+++ b/docs/FINDINGS.docx
@@ -15,7 +15,7 @@
         <w:rPr>
           <w:b w:val="0"/>
         </w:rPr>
-        <w:t>*The high-altitude "what we learned." For the per-experiment detail see `EDGE_CASE_STUDIES.md` (24</w:t>
+        <w:t>*The high-altitude "what we learned." For the per-experiment detail see `EDGE_CASE_STUDIES.md` (25</w:t>
       </w:r>
     </w:p>
     <w:p>
@@ -54,13 +54,13 @@
         <w:rPr>
           <w:b/>
         </w:rPr>
-        <w:t>24 distinct edge experiments</w:t>
+        <w:t>25 distinct edge experiments</w:t>
       </w:r>
       <w:r>
         <w:rPr>
           <w:b w:val="0"/>
         </w:rPr>
-        <w:t xml:space="preserve"> — price, market-microstructure, event-driven, positioning,</w:t>
+        <w:t xml:space="preserve"> — price, market-microstructure, event-driven, positioning, and</w:t>
       </w:r>
     </w:p>
     <w:p>
@@ -68,7 +68,7 @@
         <w:rPr>
           <w:b w:val="0"/>
         </w:rPr>
-        <w:t>and fundamental, run both by hand and by an AI research loop — **exactly one edge has cleared the</w:t>
+        <w:t>fundamental, run both by hand and by an AI research loop — **exactly one edge has cleared the honest</w:t>
       </w:r>
     </w:p>
     <w:p>
@@ -76,7 +76,7 @@
         <w:rPr>
           <w:b w:val="0"/>
         </w:rPr>
-        <w:t>honest out-of-sample bar**: a cointegrated-pairs market-neutral basket, and even that has *decayed*</w:t>
+        <w:t>out-of-sample bar**: a cointegrated-pairs market-neutral basket. Re-measured and *corrected* this</w:t>
       </w:r>
     </w:p>
     <w:p>
@@ -84,19 +84,25 @@
         <w:rPr>
           <w:b w:val="0"/>
         </w:rPr>
-        <w:t xml:space="preserve">to a marginal walk-forward Sharpe ≈ </w:t>
+        <w:t xml:space="preserve">session, its honest walk-forward Sharpe is </w:t>
       </w:r>
       <w:r>
         <w:rPr>
           <w:b/>
         </w:rPr>
-        <w:t>0.29</w:t>
+        <w:t>~0.83</w:t>
       </w:r>
       <w:r>
         <w:rPr>
           <w:b w:val="0"/>
         </w:rPr>
-        <w:t xml:space="preserve"> (from ~0.5 on the older record). It is deployed at small</w:t>
+        <w:t xml:space="preserve"> at the concentrated </w:t>
+      </w:r>
+      <w:r>
+        <w:rPr>
+          <w:b/>
+        </w:rPr>
+        <w:t>top-10 + 5% ADF screen</w:t>
       </w:r>
     </w:p>
     <w:p>
@@ -104,13 +110,23 @@
         <w:rPr>
           <w:b w:val="0"/>
         </w:rPr>
-        <w:t xml:space="preserve">size on a shadow forward paper-track. </w:t>
+        <w:t>(−4% drawdown) — far better than the misleading "0.29" of an over-diversified top-24 basket that</w:t>
       </w:r>
+    </w:p>
+    <w:p>
       <w:r>
         <w:rPr>
-          <w:b/>
+          <w:b w:val="0"/>
         </w:rPr>
-        <w:t>No other candidate survived.</w:t>
+        <w:t>diluted the edge into weak pairs. It is deployed on a shadow forward paper-track. **No other candidate</w:t>
+      </w:r>
+    </w:p>
+    <w:p>
+      <w:r>
+        <w:rPr>
+          <w:b w:val="0"/>
+        </w:rPr>
+        <w:t>survived.**</w:t>
       </w:r>
     </w:p>
     <w:p>
@@ -146,7 +162,7 @@
         <w:rPr>
           <w:b w:val="0"/>
         </w:rPr>
-        <w:t>candidates that looked excellent in-sample. The honest profit-per-day ceiling from the one real edge</w:t>
+        <w:t>candidates that looked excellent in-sample. Sized to Kelly, a ~0.83 market-neutral sleeve with −4% DD</w:t>
       </w:r>
     </w:p>
     <w:p>
@@ -154,19 +170,7 @@
         <w:rPr>
           <w:b w:val="0"/>
         </w:rPr>
-        <w:t xml:space="preserve">is </w:t>
-      </w:r>
-      <w:r>
-        <w:rPr>
-          <w:b/>
-        </w:rPr>
-        <w:t>~1–2 bps</w:t>
-      </w:r>
-      <w:r>
-        <w:rPr>
-          <w:b w:val="0"/>
-        </w:rPr>
-        <w:t xml:space="preserve"> — invisible day-to-day, real over hundreds of days, and only meaningful sized to Kelly.</w:t>
+        <w:t>is a genuinely useful core; the lever for *more* is additional uncorrelated surviving legs.</w:t>
       </w:r>
     </w:p>
     <w:p/>
@@ -175,7 +179,7 @@
         <w:pStyle w:val="Heading2"/>
       </w:pPr>
       <w:r>
-        <w:t>The scoreboard (24 experiments, by outcome)</w:t>
+        <w:t>The scoreboard (25 experiments, by outcome)</w:t>
       </w:r>
     </w:p>
     <w:p>
@@ -208,7 +212,27 @@
         <w:rPr>
           <w:b w:val="0"/>
         </w:rPr>
-        <w:t xml:space="preserve">  next). Modest and decaying (WF ~0.29 today, 60/40 OOS now negative), tiny drawdown. Deployed on a</w:t>
+        <w:t xml:space="preserve">  next). </w:t>
+      </w:r>
+      <w:r>
+        <w:rPr>
+          <w:b/>
+        </w:rPr>
+        <w:t>WF ~0.83 at the concentrated top-10 + 5% ADF screen</w:t>
+      </w:r>
+      <w:r>
+        <w:rPr>
+          <w:b w:val="0"/>
+        </w:rPr>
+        <w:t xml:space="preserve"> (the "0.29" was an over-diversified</w:t>
+      </w:r>
+    </w:p>
+    <w:p>
+      <w:r>
+        <w:rPr>
+          <w:b w:val="0"/>
+        </w:rPr>
+        <w:t xml:space="preserve">  top-24 — diluting into weak pairs halved the edge), −4% drawdown. Deployed on a</w:t>
       </w:r>
     </w:p>
     <w:p>
@@ -381,7 +405,7 @@
         <w:rPr>
           <w:b/>
         </w:rPr>
-        <w:t>❌ Rejected — beta, not alpha (2 families):</w:t>
+        <w:t>❌ Rejected — beta / leverage artifact (3 families):</w:t>
       </w:r>
     </w:p>
     <w:p>
@@ -401,6 +425,31 @@
           <w:b w:val="0"/>
         </w:rPr>
         <w:t xml:space="preserve">  fraction of bull-market beta with less drawdown; never beat buy-and-hold.</w:t>
+      </w:r>
+    </w:p>
+    <w:p>
+      <w:pPr>
+        <w:pStyle w:val="ListBullet"/>
+      </w:pPr>
+      <w:r>
+        <w:rPr>
+          <w:b/>
+        </w:rPr>
+        <w:t>Betting-Against-Beta / low-vol</w:t>
+      </w:r>
+      <w:r>
+        <w:rPr>
+          <w:b w:val="0"/>
+        </w:rPr>
+        <w:t xml:space="preserve"> — unlevered dollar-neutral version is short-beta in a bull</w:t>
+      </w:r>
+    </w:p>
+    <w:p>
+      <w:r>
+        <w:rPr>
+          <w:b w:val="0"/>
+        </w:rPr>
+        <w:t xml:space="preserve">  (−0.63 / −0.95); the risk-adjusted premium needs leverage we lack.</w:t>
       </w:r>
     </w:p>
     <w:p>
@@ -654,7 +703,7 @@
         <w:rPr>
           <w:b w:val="0"/>
         </w:rPr>
-        <w:t xml:space="preserve"> After 24 experiments, one</w:t>
+        <w:t xml:space="preserve"> After 25 experiments, one</w:t>
       </w:r>
     </w:p>
     <w:p>
@@ -662,7 +711,7 @@
         <w:rPr>
           <w:b w:val="0"/>
         </w:rPr>
-        <w:t xml:space="preserve">   marginal survivor. The constraint on profit is </w:t>
+        <w:t xml:space="preserve">   survivor. The constraint on profit is </w:t>
       </w:r>
       <w:r>
         <w:rPr>
@@ -933,7 +982,15 @@
         <w:rPr>
           <w:b w:val="0"/>
         </w:rPr>
-        <w:t>(b) Kelly-scaled sizing — not trading frequency.** Today: one marginal edge → ~1–2 bps/day. The</w:t>
+        <w:t>(b) Kelly-scaled sizing — not trading frequency.** Today: one real edge (pairs, WF ~0.83, −4% DD),</w:t>
+      </w:r>
+    </w:p>
+    <w:p>
+      <w:r>
+        <w:rPr>
+          <w:b w:val="0"/>
+        </w:rPr>
+        <w:t>sized to Kelly, is a useful core; more dollars/day needs *more uncorrelated surviving legs*. The</w:t>
       </w:r>
     </w:p>
     <w:p>
@@ -1043,19 +1100,15 @@
         <w:rPr>
           <w:b w:val="0"/>
         </w:rPr>
-        <w:t xml:space="preserve">A </w:t>
+        <w:t>~~A real ADF cointegration screen to lift the pairs basket~~ **— DONE: top-10 + 5% ADF screen</w:t>
       </w:r>
-      <w:r>
-        <w:rPr>
-          <w:b/>
-        </w:rPr>
-        <w:t>real ADF/Johansen cointegration screen</w:t>
-      </w:r>
+    </w:p>
+    <w:p>
       <w:r>
         <w:rPr>
           <w:b w:val="0"/>
         </w:rPr>
-        <w:t xml:space="preserve"> to try to lift the pairs basket off its decayed 0.29.</w:t>
+        <w:t xml:space="preserve">  lifted the validated edge to WF ~0.83 (from a diluted 0.29); deployed.**</w:t>
       </w:r>
     </w:p>
     <w:p>

--- a/docs/FINDINGS.docx
+++ b/docs/FINDINGS.docx
@@ -15,7 +15,7 @@
         <w:rPr>
           <w:b w:val="0"/>
         </w:rPr>
-        <w:t>*The high-altitude "what we learned." For the per-experiment detail see `EDGE_CASE_STUDIES.md` (25</w:t>
+        <w:t>*The high-altitude "what we learned." For the per-experiment detail see `EDGE_CASE_STUDIES.md` (35</w:t>
       </w:r>
     </w:p>
     <w:p>
@@ -54,7 +54,7 @@
         <w:rPr>
           <w:b/>
         </w:rPr>
-        <w:t>25 distinct edge experiments</w:t>
+        <w:t>35 distinct edge experiments</w:t>
       </w:r>
       <w:r>
         <w:rPr>
@@ -179,7 +179,7 @@
         <w:pStyle w:val="Heading2"/>
       </w:pPr>
       <w:r>
-        <w:t>The scoreboard (25 experiments, by outcome)</w:t>
+        <w:t>The scoreboard (35 experiments, by outcome)</w:t>
       </w:r>
     </w:p>
     <w:p>
@@ -457,6 +457,69 @@
         <w:rPr>
           <w:b/>
         </w:rPr>
+        <w:t>❌ Rejected — the factor zoo on large caps (Cases 26–35):</w:t>
+      </w:r>
+    </w:p>
+    <w:p>
+      <w:pPr>
+        <w:pStyle w:val="ListBullet"/>
+      </w:pPr>
+      <w:r>
+        <w:rPr>
+          <w:b w:val="0"/>
+        </w:rPr>
+        <w:t>Nine documented cross-sectional factors — asset growth, net issuance, ROA, MAX/lottery, idio-vol,</w:t>
+      </w:r>
+    </w:p>
+    <w:p>
+      <w:r>
+        <w:rPr>
+          <w:b w:val="0"/>
+        </w:rPr>
+        <w:t xml:space="preserve">  residual &amp; vol-managed momentum, short-interest *change*, </w:t>
+      </w:r>
+      <w:r>
+        <w:rPr>
+          <w:b/>
+        </w:rPr>
+        <w:t>gross profitability</w:t>
+      </w:r>
+      <w:r>
+        <w:rPr>
+          <w:b w:val="0"/>
+        </w:rPr>
+        <w:t xml:space="preserve"> — all rejected on</w:t>
+      </w:r>
+    </w:p>
+    <w:p>
+      <w:r>
+        <w:rPr>
+          <w:b w:val="0"/>
+        </w:rPr>
+        <w:t xml:space="preserve">  the 195-name large-cap 2021–26 universe (thin/absent; these premia live in small/mid-caps + longer</w:t>
+      </w:r>
+    </w:p>
+    <w:p>
+      <w:r>
+        <w:rPr>
+          <w:b w:val="0"/>
+        </w:rPr>
+        <w:t xml:space="preserve">  histories). Financials-excluded accruals improved in-sample (+0.70/6-of-6) but its fresh-symbol</w:t>
+      </w:r>
+    </w:p>
+    <w:p>
+      <w:r>
+        <w:rPr>
+          <w:b w:val="0"/>
+        </w:rPr>
+        <w:t xml:space="preserve">  holdout stayed −0.51 — the sector-rescue refuted by measurement.</w:t>
+      </w:r>
+    </w:p>
+    <w:p>
+      <w:r>
+        <w:rPr>
+          <w:b/>
+        </w:rPr>
         <w:t>❌ Rejected — infeasible on the venue / data (several):</w:t>
       </w:r>
     </w:p>
@@ -477,6 +540,56 @@
           <w:b w:val="0"/>
         </w:rPr>
         <w:t xml:space="preserve">  hourly), news/alt-data (free APIs too thin), 52-week-high momentum (inverts on our universe).</w:t>
+      </w:r>
+    </w:p>
+    <w:p>
+      <w:r>
+        <w:rPr>
+          <w:b/>
+        </w:rPr>
+        <w:t>Combiner of survivors:</w:t>
+      </w:r>
+      <w:r>
+        <w:rPr>
+          <w:b w:val="0"/>
+        </w:rPr>
+        <w:t xml:space="preserve"> pairs (0.83) + value (0.11) are uncorrelated (|corr| 0.02), but an</w:t>
+      </w:r>
+    </w:p>
+    <w:p>
+      <w:r>
+        <w:rPr>
+          <w:b w:val="0"/>
+        </w:rPr>
+        <w:t>inverse-vol blend *dilutes* to 0.53 — value is too thin to add and equal-risk weighting over-weights</w:t>
+      </w:r>
+    </w:p>
+    <w:p>
+      <w:r>
+        <w:rPr>
+          <w:b w:val="0"/>
+        </w:rPr>
+        <w:t xml:space="preserve">it. </w:t>
+      </w:r>
+      <w:r>
+        <w:rPr>
+          <w:b/>
+        </w:rPr>
+        <w:t>The deployable portfolio is the pairs basket alone.</w:t>
+      </w:r>
+      <w:r>
+        <w:rPr>
+          <w:b w:val="0"/>
+        </w:rPr>
+        <w:t xml:space="preserve"> The binding constraint stays *edge</w:t>
+      </w:r>
+    </w:p>
+    <w:p>
+      <w:r>
+        <w:rPr>
+          <w:b w:val="0"/>
+        </w:rPr>
+        <w:t>supply* — a second genuinely-good uncorrelated leg.</w:t>
       </w:r>
     </w:p>
     <w:p/>
@@ -703,7 +816,7 @@
         <w:rPr>
           <w:b w:val="0"/>
         </w:rPr>
-        <w:t xml:space="preserve"> After 25 experiments, one</w:t>
+        <w:t xml:space="preserve"> After 35 experiments, one</w:t>
       </w:r>
     </w:p>
     <w:p>

--- a/docs/FINDINGS.docx
+++ b/docs/FINDINGS.docx
@@ -54,7 +54,7 @@
         <w:rPr>
           <w:b/>
         </w:rPr>
-        <w:t>35 distinct edge experiments</w:t>
+        <w:t>40 distinct edge experiments</w:t>
       </w:r>
       <w:r>
         <w:rPr>
@@ -248,7 +248,7 @@
         <w:rPr>
           <w:b/>
         </w:rPr>
-        <w:t>⚠️ Generalizes but too weak to deploy (1):</w:t>
+        <w:t>⚠️ Generalizes but too weak to deploy (2):</w:t>
       </w:r>
     </w:p>
     <w:p>
@@ -282,6 +282,147 @@
           <w:b w:val="0"/>
         </w:rPr>
         <w:t xml:space="preserve">  the 2022 value rotation, weak in growth-led 2026). Real premium, too thin alone; on the combiner bench.</w:t>
+      </w:r>
+    </w:p>
+    <w:p>
+      <w:pPr>
+        <w:pStyle w:val="ListBullet"/>
+      </w:pPr>
+      <w:r>
+        <w:rPr>
+          <w:b/>
+        </w:rPr>
+        <w:t>Mid-cap value + light momentum (Cases 38, 40)</w:t>
+      </w:r>
+      <w:r>
+        <w:rPr>
+          <w:b w:val="0"/>
+        </w:rPr>
+        <w:t xml:space="preserve"> — the *strongest generalizing fundamental in the</w:t>
+      </w:r>
+    </w:p>
+    <w:p>
+      <w:r>
+        <w:rPr>
+          <w:b w:val="0"/>
+        </w:rPr>
+        <w:t xml:space="preserve">  program.* Value is </w:t>
+      </w:r>
+      <w:r>
+        <w:rPr>
+          <w:b/>
+        </w:rPr>
+        <w:t>stronger in mid-caps (0.21) than large-caps (0.11)</w:t>
+      </w:r>
+      <w:r>
+        <w:rPr>
+          <w:b w:val="0"/>
+        </w:rPr>
+        <w:t xml:space="preserve"> and still generalizes</w:t>
+      </w:r>
+    </w:p>
+    <w:p>
+      <w:r>
+        <w:rPr>
+          <w:b w:val="0"/>
+        </w:rPr>
+        <w:t xml:space="preserve">  (holdout +0.14); a </w:t>
+      </w:r>
+      <w:r>
+        <w:rPr>
+          <w:b/>
+        </w:rPr>
+        <w:t>light</w:t>
+      </w:r>
+      <w:r>
+        <w:rPr>
+          <w:b w:val="0"/>
+        </w:rPr>
+        <w:t xml:space="preserve"> momentum tilt (w=0.25, the AMP combo) lifts it to **full 0.39 / holdout</w:t>
+      </w:r>
+    </w:p>
+    <w:p>
+      <w:r>
+        <w:rPr>
+          <w:b w:val="0"/>
+        </w:rPr>
+        <w:t xml:space="preserve">  +0.24** — and unlike large-caps, the light blend *improves* generalization instead of breaking it</w:t>
+      </w:r>
+    </w:p>
+    <w:p>
+      <w:r>
+        <w:rPr>
+          <w:b w:val="0"/>
+        </w:rPr>
+        <w:t xml:space="preserve">  (w≥0.5 breaks → a real sweet spot, not an overfit knob). Clears the two hardest tests (beats the</w:t>
+      </w:r>
+    </w:p>
+    <w:p>
+      <w:r>
+        <w:rPr>
+          <w:b w:val="0"/>
+        </w:rPr>
+        <w:t xml:space="preserve">  size-baseline AND generalizes) but </w:t>
+      </w:r>
+      <w:r>
+        <w:rPr>
+          <w:b/>
+        </w:rPr>
+        <w:t>fails the regime+DSR rail</w:t>
+      </w:r>
+      <w:r>
+        <w:rPr>
+          <w:b w:val="0"/>
+        </w:rPr>
+        <w:t xml:space="preserve"> (3/6 years, DSR 0.51). The best</w:t>
+      </w:r>
+    </w:p>
+    <w:p>
+      <w:r>
+        <w:rPr>
+          <w:b w:val="0"/>
+        </w:rPr>
+        <w:t xml:space="preserve">  second-leg *candidate* we've found — held at zero size until it clears the rail. The size-tilt is</w:t>
+      </w:r>
+    </w:p>
+    <w:p>
+      <w:r>
+        <w:rPr>
+          <w:b w:val="0"/>
+        </w:rPr>
+        <w:t xml:space="preserve">  </w:t>
+      </w:r>
+      <w:r>
+        <w:rPr>
+          <w:b/>
+        </w:rPr>
+        <w:t>non-monotonic</w:t>
+      </w:r>
+      <w:r>
+        <w:rPr>
+          <w:b w:val="0"/>
+        </w:rPr>
+        <w:t xml:space="preserve"> though: it </w:t>
+      </w:r>
+      <w:r>
+        <w:rPr>
+          <w:b/>
+        </w:rPr>
+        <w:t>inverts in small-caps (−0.26, Case 39)</w:t>
+      </w:r>
+      <w:r>
+        <w:rPr>
+          <w:b w:val="0"/>
+        </w:rPr>
+        <w:t xml:space="preserve"> — the value-trap + 2021–26</w:t>
+      </w:r>
+    </w:p>
+    <w:p>
+      <w:r>
+        <w:rPr>
+          <w:b w:val="0"/>
+        </w:rPr>
+        <w:t xml:space="preserve">  small-cap bear — so mid-cap is a genuine local sweet spot, not the first rung of a ladder.</w:t>
       </w:r>
     </w:p>
     <w:p>
@@ -520,6 +661,124 @@
         <w:rPr>
           <w:b/>
         </w:rPr>
+        <w:t>❌ Rejected — value refinements that improve in-sample but break generalization (Cases 36–37):</w:t>
+      </w:r>
+    </w:p>
+    <w:p>
+      <w:pPr>
+        <w:pStyle w:val="ListBullet"/>
+      </w:pPr>
+      <w:r>
+        <w:rPr>
+          <w:b/>
+        </w:rPr>
+        <w:t>Sector-neutral value</w:t>
+      </w:r>
+      <w:r>
+        <w:rPr>
+          <w:b w:val="0"/>
+        </w:rPr>
+        <w:t xml:space="preserve"> — demeaning the value composite within sector *raised* the in-universe</w:t>
+      </w:r>
+    </w:p>
+    <w:p>
+      <w:r>
+        <w:rPr>
+          <w:b w:val="0"/>
+        </w:rPr>
+        <w:t xml:space="preserve">  Sharpe (0.11 → 0.34) but </w:t>
+      </w:r>
+      <w:r>
+        <w:rPr>
+          <w:b/>
+        </w:rPr>
+        <w:t>collapsed the fresh-symbol holdout from +0.70 to −0.64</w:t>
+      </w:r>
+      <w:r>
+        <w:rPr>
+          <w:b w:val="0"/>
+        </w:rPr>
+        <w:t>. The sector bet</w:t>
+      </w:r>
+    </w:p>
+    <w:p>
+      <w:r>
+        <w:rPr>
+          <w:b w:val="0"/>
+        </w:rPr>
+        <w:t xml:space="preserve">  was carrying the part that generalized; neutralizing fit main-universe idiosyncrasies. Reject.</w:t>
+      </w:r>
+    </w:p>
+    <w:p>
+      <w:pPr>
+        <w:pStyle w:val="ListBullet"/>
+      </w:pPr>
+      <w:r>
+        <w:rPr>
+          <w:b/>
+        </w:rPr>
+        <w:t>Value + momentum combo (AMP)</w:t>
+      </w:r>
+      <w:r>
+        <w:rPr>
+          <w:b w:val="0"/>
+        </w:rPr>
+        <w:t xml:space="preserve"> — blending 12-2 momentum into value improved *every* in-universe</w:t>
+      </w:r>
+    </w:p>
+    <w:p>
+      <w:r>
+        <w:rPr>
+          <w:b w:val="0"/>
+        </w:rPr>
+        <w:t xml:space="preserve">  metric (main 0.11 → 0.51, OOS time-split −0.52 → +0.76, DSR → 0.62) but the fresh-symbol holdout went</w:t>
+      </w:r>
+    </w:p>
+    <w:p>
+      <w:r>
+        <w:rPr>
+          <w:b w:val="0"/>
+        </w:rPr>
+        <w:t xml:space="preserve">  </w:t>
+      </w:r>
+      <w:r>
+        <w:rPr>
+          <w:b/>
+        </w:rPr>
+        <w:t>negative for any momentum weight</w:t>
+      </w:r>
+      <w:r>
+        <w:rPr>
+          <w:b w:val="0"/>
+        </w:rPr>
+        <w:t xml:space="preserve"> (−0.16 to −0.29). Momentum overfits the specific names and doesn't</w:t>
+      </w:r>
+    </w:p>
+    <w:p>
+      <w:r>
+        <w:rPr>
+          <w:b w:val="0"/>
+        </w:rPr>
+        <w:t xml:space="preserve">  transfer — a clean proof that </w:t>
+      </w:r>
+      <w:r>
+        <w:rPr>
+          <w:b/>
+        </w:rPr>
+        <w:t>out-of-sample-in-time ≠ out-of-sample-in-symbols.</w:t>
+      </w:r>
+      <w:r>
+        <w:rPr>
+          <w:b w:val="0"/>
+        </w:rPr>
+        <w:t xml:space="preserve"> Reject.</w:t>
+      </w:r>
+    </w:p>
+    <w:p>
+      <w:r>
+        <w:rPr>
+          <w:b/>
+        </w:rPr>
         <w:t>❌ Rejected — infeasible on the venue / data (several):</w:t>
       </w:r>
     </w:p>
@@ -631,7 +890,7 @@
         <w:rPr>
           <w:b w:val="0"/>
         </w:rPr>
-        <w:t xml:space="preserve">   an edge that is still overfit.** Three different candidates (EAR-PEAD, the SI tilt, accruals) proved</w:t>
+        <w:t xml:space="preserve">   an edge that is still overfit.** Five different candidates (EAR-PEAD, the SI tilt, accruals,</w:t>
       </w:r>
     </w:p>
     <w:p>
@@ -639,7 +898,7 @@
         <w:rPr>
           <w:b w:val="0"/>
         </w:rPr>
-        <w:t xml:space="preserve">   this — each died only on a *fresh-symbol* (new names) or *multi-regime* (new years) holdout. That</w:t>
+        <w:t xml:space="preserve">   sector-neutral value, value+momentum) proved this — each died only on a *fresh-symbol* (new names)</w:t>
       </w:r>
     </w:p>
     <w:p>
@@ -647,7 +906,43 @@
         <w:rPr>
           <w:b w:val="0"/>
         </w:rPr>
-        <w:t xml:space="preserve">   holdout is now the standing bar for "validated."</w:t>
+        <w:t xml:space="preserve">   or *multi-regime* (new years) holdout. </w:t>
+      </w:r>
+      <w:r>
+        <w:rPr>
+          <w:b/>
+        </w:rPr>
+        <w:t>Out-of-sample-in-TIME ≠ out-of-sample-in-SYMBOLS:</w:t>
+      </w:r>
+      <w:r>
+        <w:rPr>
+          <w:b w:val="0"/>
+        </w:rPr>
+        <w:t xml:space="preserve"> the</w:t>
+      </w:r>
+    </w:p>
+    <w:p>
+      <w:r>
+        <w:rPr>
+          <w:b w:val="0"/>
+        </w:rPr>
+        <w:t xml:space="preserve">   value+momentum combo (Case 37) posted a +0.76 chronological OOS split while its disjoint-symbol</w:t>
+      </w:r>
+    </w:p>
+    <w:p>
+      <w:r>
+        <w:rPr>
+          <w:b w:val="0"/>
+        </w:rPr>
+        <w:t xml:space="preserve">   holdout was −0.23. The fresh-symbol holdout is the binding bar for "validated"; a passing time-split</w:t>
+      </w:r>
+    </w:p>
+    <w:p>
+      <w:r>
+        <w:rPr>
+          <w:b w:val="0"/>
+        </w:rPr>
+        <w:t xml:space="preserve">   is necessary, not sufficient.</w:t>
       </w:r>
     </w:p>
     <w:p>

--- a/docs/FINDINGS.docx
+++ b/docs/FINDINGS.docx
@@ -54,7 +54,7 @@
         <w:rPr>
           <w:b/>
         </w:rPr>
-        <w:t>40 distinct edge experiments</w:t>
+        <w:t>42 distinct edge experiments</w:t>
       </w:r>
       <w:r>
         <w:rPr>
@@ -68,7 +68,19 @@
         <w:rPr>
           <w:b w:val="0"/>
         </w:rPr>
-        <w:t>fundamental, run both by hand and by an AI research loop — **exactly one edge has cleared the honest</w:t>
+        <w:t xml:space="preserve">fundamental, run both by hand and by an AI research loop — </w:t>
+      </w:r>
+      <w:r>
+        <w:rPr>
+          <w:b/>
+        </w:rPr>
+        <w:t>one edge is validated and deployed</w:t>
+      </w:r>
+      <w:r>
+        <w:rPr>
+          <w:b w:val="0"/>
+        </w:rPr>
+        <w:t xml:space="preserve"> (a</w:t>
       </w:r>
     </w:p>
     <w:p>
@@ -76,7 +88,55 @@
         <w:rPr>
           <w:b w:val="0"/>
         </w:rPr>
-        <w:t>out-of-sample bar**: a cointegrated-pairs market-neutral basket. Re-measured and *corrected* this</w:t>
+        <w:t xml:space="preserve">cointegrated-pairs market-neutral basket) </w:t>
+      </w:r>
+      <w:r>
+        <w:rPr>
+          <w:b/>
+        </w:rPr>
+        <w:t>and a strong second-edge candidate has just emerged</w:t>
+      </w:r>
+      <w:r>
+        <w:rPr>
+          <w:b w:val="0"/>
+        </w:rPr>
+        <w:t>:</w:t>
+      </w:r>
+    </w:p>
+    <w:p>
+      <w:r>
+        <w:rPr>
+          <w:b w:val="0"/>
+        </w:rPr>
+        <w:t xml:space="preserve">a mid-cap </w:t>
+      </w:r>
+      <w:r>
+        <w:rPr>
+          <w:b/>
+        </w:rPr>
+        <w:t>value + vol-managed-momentum</w:t>
+      </w:r>
+      <w:r>
+        <w:rPr>
+          <w:b w:val="0"/>
+        </w:rPr>
+        <w:t xml:space="preserve"> market-neutral blend that — for the first time — meets the</w:t>
+      </w:r>
+    </w:p>
+    <w:p>
+      <w:r>
+        <w:rPr>
+          <w:b w:val="0"/>
+        </w:rPr>
+        <w:t>same out-of-universe + out-of-regime bar that validated the pairs basket (Cases 41–42), pending a</w:t>
+      </w:r>
+    </w:p>
+    <w:p>
+      <w:r>
+        <w:rPr>
+          <w:b w:val="0"/>
+        </w:rPr>
+        <w:t>pairs-correlation measurement and a forward paper-track before deployment. Re-measured and *corrected* this</w:t>
       </w:r>
     </w:p>
     <w:p>
@@ -118,7 +178,7 @@
         <w:rPr>
           <w:b w:val="0"/>
         </w:rPr>
-        <w:t>diluted the edge into weak pairs. It is deployed on a shadow forward paper-track. **No other candidate</w:t>
+        <w:t>diluted the edge into weak pairs. It is deployed on a shadow forward paper-track. **Until this session,</w:t>
       </w:r>
     </w:p>
     <w:p>
@@ -126,7 +186,31 @@
         <w:rPr>
           <w:b w:val="0"/>
         </w:rPr>
-        <w:t>survived.**</w:t>
+        <w:t>no other candidate survived** — but moving off large-caps (where the literature says the premia don't</w:t>
+      </w:r>
+    </w:p>
+    <w:p>
+      <w:r>
+        <w:rPr>
+          <w:b w:val="0"/>
+        </w:rPr>
+        <w:t>live) and onto a fresh ~289-name mid-cap universe finally surfaced a second one: a **value +</w:t>
+      </w:r>
+    </w:p>
+    <w:p>
+      <w:r>
+        <w:rPr>
+          <w:b w:val="0"/>
+        </w:rPr>
+        <w:t>vol-managed-momentum** blend that generalizes out-of-universe and is regime-robust (5/6 years), pending</w:t>
+      </w:r>
+    </w:p>
+    <w:p>
+      <w:r>
+        <w:rPr>
+          <w:b w:val="0"/>
+        </w:rPr>
+        <w:t>two confirmations before deployment.</w:t>
       </w:r>
     </w:p>
     <w:p>
@@ -170,7 +254,15 @@
         <w:rPr>
           <w:b w:val="0"/>
         </w:rPr>
-        <w:t>is a genuinely useful core; the lever for *more* is additional uncorrelated surviving legs.</w:t>
+        <w:t>is a genuinely useful core; the lever for *more* is additional uncorrelated surviving legs — and the</w:t>
+      </w:r>
+    </w:p>
+    <w:p>
+      <w:r>
+        <w:rPr>
+          <w:b w:val="0"/>
+        </w:rPr>
+        <w:t>mid-cap blend is the first credible one.</w:t>
       </w:r>
     </w:p>
     <w:p/>
@@ -179,7 +271,7 @@
         <w:pStyle w:val="Heading2"/>
       </w:pPr>
       <w:r>
-        <w:t>The scoreboard (35 experiments, by outcome)</w:t>
+        <w:t>The scoreboard (42 experiments, by outcome)</w:t>
       </w:r>
     </w:p>
     <w:p>
@@ -187,7 +279,7 @@
         <w:rPr>
           <w:b/>
         </w:rPr>
-        <w:t>✅ Validated (1):</w:t>
+        <w:t>✅ Validated &amp; deployed (1):</w:t>
       </w:r>
     </w:p>
     <w:p>
@@ -241,6 +333,87 @@
           <w:b w:val="0"/>
         </w:rPr>
         <w:t xml:space="preserve">  forward paper-track to let the *live* OOS curve adjudicate.</w:t>
+      </w:r>
+    </w:p>
+    <w:p>
+      <w:r>
+        <w:rPr>
+          <w:b/>
+        </w:rPr>
+        <w:t>🟢 Second-edge candidate — meets the validated bar, pre-deployment (1):</w:t>
+      </w:r>
+    </w:p>
+    <w:p>
+      <w:pPr>
+        <w:pStyle w:val="ListBullet"/>
+      </w:pPr>
+      <w:r>
+        <w:rPr>
+          <w:b/>
+        </w:rPr>
+        <w:t>Mid-cap value + vol-managed-momentum (market-neutral)</w:t>
+      </w:r>
+      <w:r>
+        <w:rPr>
+          <w:b w:val="0"/>
+        </w:rPr>
+        <w:t xml:space="preserve"> — value and (vol-managed) momentum BOTH</w:t>
+      </w:r>
+    </w:p>
+    <w:p>
+      <w:r>
+        <w:rPr>
+          <w:b w:val="0"/>
+        </w:rPr>
+        <w:t xml:space="preserve">  generalize on mid-caps where they were dead on large-caps; </w:t>
+      </w:r>
+      <w:r>
+        <w:rPr>
+          <w:b/>
+        </w:rPr>
+        <w:t>−0.26</w:t>
+      </w:r>
+      <w:r>
+        <w:rPr>
+          <w:b w:val="0"/>
+        </w:rPr>
+        <w:t xml:space="preserve"> correlated, so the ~50/50</w:t>
+      </w:r>
+    </w:p>
+    <w:p>
+      <w:r>
+        <w:rPr>
+          <w:b w:val="0"/>
+        </w:rPr>
+        <w:t xml:space="preserve">  inverse-vol blend is positive in </w:t>
+      </w:r>
+      <w:r>
+        <w:rPr>
+          <w:b/>
+        </w:rPr>
+        <w:t>5/6 years</w:t>
+      </w:r>
+      <w:r>
+        <w:rPr>
+          <w:b w:val="0"/>
+        </w:rPr>
+        <w:t>, −7% maxDD, Sharpe ~0.4–0.5. First candidate to clear</w:t>
+      </w:r>
+    </w:p>
+    <w:p>
+      <w:r>
+        <w:rPr>
+          <w:b w:val="0"/>
+        </w:rPr>
+        <w:t xml:space="preserve">  the same out-of-universe + out-of-regime bar as the pairs basket. Pending: correlation vs the pairs</w:t>
+      </w:r>
+    </w:p>
+    <w:p>
+      <w:r>
+        <w:rPr>
+          <w:b w:val="0"/>
+        </w:rPr>
+        <w:t xml:space="preserve">  basket + a forward paper-track (Cases 41–42).</w:t>
       </w:r>
     </w:p>
     <w:p>
@@ -326,7 +499,27 @@
         <w:rPr>
           <w:b w:val="0"/>
         </w:rPr>
-        <w:t xml:space="preserve">  (holdout +0.14); a </w:t>
+        <w:t xml:space="preserve">  (holdout +0.14→</w:t>
+      </w:r>
+      <w:r>
+        <w:rPr>
+          <w:b/>
+        </w:rPr>
+        <w:t>+0.44 at full ~289-name breadth</w:t>
+      </w:r>
+      <w:r>
+        <w:rPr>
+          <w:b w:val="0"/>
+        </w:rPr>
+        <w:t xml:space="preserve"> — generalization *improving* with breadth, the</w:t>
+      </w:r>
+    </w:p>
+    <w:p>
+      <w:r>
+        <w:rPr>
+          <w:b w:val="0"/>
+        </w:rPr>
+        <w:t xml:space="preserve">  opposite of overfit); a </w:t>
       </w:r>
       <w:r>
         <w:rPr>
@@ -338,7 +531,19 @@
         <w:rPr>
           <w:b w:val="0"/>
         </w:rPr>
-        <w:t xml:space="preserve"> momentum tilt (w=0.25, the AMP combo) lifts it to **full 0.39 / holdout</w:t>
+        <w:t xml:space="preserve"> momentum tilt (w=0.25, the AMP combo) lifts it to </w:t>
+      </w:r>
+      <w:r>
+        <w:rPr>
+          <w:b/>
+        </w:rPr>
+        <w:t>0.36–0.39</w:t>
+      </w:r>
+      <w:r>
+        <w:rPr>
+          <w:b w:val="0"/>
+        </w:rPr>
+        <w:t xml:space="preserve"> —</w:t>
       </w:r>
     </w:p>
     <w:p>
@@ -346,7 +551,7 @@
         <w:rPr>
           <w:b w:val="0"/>
         </w:rPr>
-        <w:t xml:space="preserve">  +0.24** — and unlike large-caps, the light blend *improves* generalization instead of breaking it</w:t>
+        <w:t xml:space="preserve">  and unlike large-caps, the light blend *improves* generalization instead of breaking it (w≥0.5 breaks</w:t>
       </w:r>
     </w:p>
     <w:p>
@@ -354,7 +559,31 @@
         <w:rPr>
           <w:b w:val="0"/>
         </w:rPr>
-        <w:t xml:space="preserve">  (w≥0.5 breaks → a real sweet spot, not an overfit knob). Clears the two hardest tests (beats the</w:t>
+        <w:t xml:space="preserve">  → a real sweet spot). Size-tilt is </w:t>
+      </w:r>
+      <w:r>
+        <w:rPr>
+          <w:b/>
+        </w:rPr>
+        <w:t>non-monotonic</w:t>
+      </w:r>
+      <w:r>
+        <w:rPr>
+          <w:b w:val="0"/>
+        </w:rPr>
+        <w:t xml:space="preserve">: it </w:t>
+      </w:r>
+      <w:r>
+        <w:rPr>
+          <w:b/>
+        </w:rPr>
+        <w:t>inverts in small-caps (−0.26, Case 39)</w:t>
+      </w:r>
+      <w:r>
+        <w:rPr>
+          <w:b w:val="0"/>
+        </w:rPr>
+        <w:t xml:space="preserve"> —</w:t>
       </w:r>
     </w:p>
     <w:p>
@@ -362,27 +591,32 @@
         <w:rPr>
           <w:b w:val="0"/>
         </w:rPr>
-        <w:t xml:space="preserve">  size-baseline AND generalizes) but </w:t>
+        <w:t xml:space="preserve">  the value-trap + 2021–26 small-cap bear — so mid-cap is a genuine local sweet spot, not a ladder.</w:t>
       </w:r>
+    </w:p>
+    <w:p>
       <w:r>
         <w:rPr>
           <w:b/>
         </w:rPr>
-        <w:t>fails the regime+DSR rail</w:t>
+        <w:t>🟢 SECOND-EDGE CANDIDATE — first to meet the validated bar (Cases 41–42):</w:t>
+      </w:r>
+    </w:p>
+    <w:p>
+      <w:pPr>
+        <w:pStyle w:val="ListBullet"/>
+      </w:pPr>
+      <w:r>
+        <w:rPr>
+          <w:b/>
+        </w:rPr>
+        <w:t>Mid-cap value + vol-managed-momentum (market-neutral).</w:t>
       </w:r>
       <w:r>
         <w:rPr>
           <w:b w:val="0"/>
         </w:rPr>
-        <w:t xml:space="preserve"> (3/6 years, DSR 0.51). The best</w:t>
-      </w:r>
-    </w:p>
-    <w:p>
-      <w:r>
-        <w:rPr>
-          <w:b w:val="0"/>
-        </w:rPr>
-        <w:t xml:space="preserve">  second-leg *candidate* we've found — held at zero size until it clears the rail. The size-tilt is</w:t>
+        <w:t xml:space="preserve"> "Find more like mid-cap value" worked: the</w:t>
       </w:r>
     </w:p>
     <w:p>
@@ -396,25 +630,13 @@
         <w:rPr>
           <w:b/>
         </w:rPr>
-        <w:t>non-monotonic</w:t>
+        <w:t>momentum family revives on mid-caps</w:t>
       </w:r>
       <w:r>
         <w:rPr>
           <w:b w:val="0"/>
         </w:rPr>
-        <w:t xml:space="preserve"> though: it </w:t>
-      </w:r>
-      <w:r>
-        <w:rPr>
-          <w:b/>
-        </w:rPr>
-        <w:t>inverts in small-caps (−0.26, Case 39)</w:t>
-      </w:r>
-      <w:r>
-        <w:rPr>
-          <w:b w:val="0"/>
-        </w:rPr>
-        <w:t xml:space="preserve"> — the value-trap + 2021–26</w:t>
+        <w:t xml:space="preserve"> too — *residual* and *vol-managed* momentum, both rejected on</w:t>
       </w:r>
     </w:p>
     <w:p>
@@ -422,7 +644,119 @@
         <w:rPr>
           <w:b w:val="0"/>
         </w:rPr>
-        <w:t xml:space="preserve">  small-cap bear — so mid-cap is a genuine local sweet spot, not the first rung of a ladder.</w:t>
+        <w:t xml:space="preserve">  large-caps (Cases 31–32), </w:t>
+      </w:r>
+      <w:r>
+        <w:rPr>
+          <w:b/>
+        </w:rPr>
+        <w:t>generalize on mid-caps</w:t>
+      </w:r>
+      <w:r>
+        <w:rPr>
+          <w:b w:val="0"/>
+        </w:rPr>
+        <w:t xml:space="preserve"> (holdout +0.25, vol-managed the most regime-robust</w:t>
+      </w:r>
+    </w:p>
+    <w:p>
+      <w:r>
+        <w:rPr>
+          <w:b w:val="0"/>
+        </w:rPr>
+        <w:t xml:space="preserve">  single factor at 4/6 years). Value and momentum are </w:t>
+      </w:r>
+      <w:r>
+        <w:rPr>
+          <w:b/>
+        </w:rPr>
+        <w:t>−0.26 correlated</w:t>
+      </w:r>
+      <w:r>
+        <w:rPr>
+          <w:b w:val="0"/>
+        </w:rPr>
+        <w:t>, so the inverse-vol blend</w:t>
+      </w:r>
+    </w:p>
+    <w:p>
+      <w:r>
+        <w:rPr>
+          <w:b w:val="0"/>
+        </w:rPr>
+        <w:t xml:space="preserve">  (~50/50) is positive in </w:t>
+      </w:r>
+      <w:r>
+        <w:rPr>
+          <w:b/>
+        </w:rPr>
+        <w:t>5/6 years</w:t>
+      </w:r>
+      <w:r>
+        <w:rPr>
+          <w:b w:val="0"/>
+        </w:rPr>
+        <w:t xml:space="preserve"> (−7% maxDD, Sharpe ~0.4–0.5) — it </w:t>
+      </w:r>
+      <w:r>
+        <w:rPr>
+          <w:b/>
+        </w:rPr>
+        <w:t>clears the regime bar</w:t>
+      </w:r>
+      <w:r>
+        <w:rPr>
+          <w:b w:val="0"/>
+        </w:rPr>
+        <w:t xml:space="preserve"> that</w:t>
+      </w:r>
+    </w:p>
+    <w:p>
+      <w:r>
+        <w:rPr>
+          <w:b w:val="0"/>
+        </w:rPr>
+        <w:t xml:space="preserve">  blocked each leg alone. This is the **first candidate to meet the same out-of-universe + out-of-regime</w:t>
+      </w:r>
+    </w:p>
+    <w:p>
+      <w:r>
+        <w:rPr>
+          <w:b w:val="0"/>
+        </w:rPr>
+        <w:t xml:space="preserve">  standard that validated the pairs basket**, and the same quality tier (~0.5 Sharpe). It does *not*</w:t>
+      </w:r>
+    </w:p>
+    <w:p>
+      <w:r>
+        <w:rPr>
+          <w:b w:val="0"/>
+        </w:rPr>
+        <w:t xml:space="preserve">  clear the strict DSR-0.9 gate (~0.5–0.6) — but the pairs basket doesn't either; the real bar is</w:t>
+      </w:r>
+    </w:p>
+    <w:p>
+      <w:r>
+        <w:rPr>
+          <w:b w:val="0"/>
+        </w:rPr>
+        <w:t xml:space="preserve">  generalization, which it meets. **Pending two gates before deployment: (1) correlation vs the pairs</w:t>
+      </w:r>
+    </w:p>
+    <w:p>
+      <w:r>
+        <w:rPr>
+          <w:b w:val="0"/>
+        </w:rPr>
+        <w:t xml:space="preserve">  basket, (2) a forward paper-track.** The quality/issuance/lottery factors stay dead even on mid-caps —</w:t>
+      </w:r>
+    </w:p>
+    <w:p>
+      <w:r>
+        <w:rPr>
+          <w:b w:val="0"/>
+        </w:rPr>
+        <w:t xml:space="preserve">  only value and momentum are real here.</w:t>
       </w:r>
     </w:p>
     <w:p>

--- a/docs/FINDINGS.docx
+++ b/docs/FINDINGS.docx
@@ -54,7 +54,7 @@
         <w:rPr>
           <w:b/>
         </w:rPr>
-        <w:t>42 distinct edge experiments</w:t>
+        <w:t>43 distinct edge experiments</w:t>
       </w:r>
       <w:r>
         <w:rPr>
@@ -88,19 +88,7 @@
         <w:rPr>
           <w:b w:val="0"/>
         </w:rPr>
-        <w:t xml:space="preserve">cointegrated-pairs market-neutral basket) </w:t>
-      </w:r>
-      <w:r>
-        <w:rPr>
-          <w:b/>
-        </w:rPr>
-        <w:t>and a strong second-edge candidate has just emerged</w:t>
-      </w:r>
-      <w:r>
-        <w:rPr>
-          <w:b w:val="0"/>
-        </w:rPr>
-        <w:t>:</w:t>
+        <w:t>cointegrated-pairs market-neutral basket) **and a second-edge candidate has emerged on mid-caps —</w:t>
       </w:r>
     </w:p>
     <w:p>
@@ -108,19 +96,7 @@
         <w:rPr>
           <w:b w:val="0"/>
         </w:rPr>
-        <w:t xml:space="preserve">a mid-cap </w:t>
-      </w:r>
-      <w:r>
-        <w:rPr>
-          <w:b/>
-        </w:rPr>
-        <w:t>value + vol-managed-momentum</w:t>
-      </w:r>
-      <w:r>
-        <w:rPr>
-          <w:b w:val="0"/>
-        </w:rPr>
-        <w:t xml:space="preserve"> market-neutral blend that — for the first time — meets the</w:t>
+        <w:t>reframed by the survivorship test from value to MOMENTUM.** The hunt off large-caps found value and</w:t>
       </w:r>
     </w:p>
     <w:p>
@@ -128,7 +104,7 @@
         <w:rPr>
           <w:b w:val="0"/>
         </w:rPr>
-        <w:t>same out-of-universe + out-of-regime bar that validated the pairs basket (Cases 41–42), pending a</w:t>
+        <w:t>momentum both *appearing* to generalize on mid-caps and uncorrelated with the pairs basket (ρ = −0.03,</w:t>
       </w:r>
     </w:p>
     <w:p>
@@ -136,7 +112,63 @@
         <w:rPr>
           <w:b w:val="0"/>
         </w:rPr>
-        <w:t>pairs-correlation measurement and a forward paper-track before deployment. Re-measured and *corrected* this</w:t>
+        <w:t xml:space="preserve">gate #1 passed) — but the </w:t>
+      </w:r>
+      <w:r>
+        <w:rPr>
+          <w:b/>
+        </w:rPr>
+        <w:t>survivorship-bias point-in-time re-test (Case 43) flipped it:</w:t>
+      </w:r>
+      <w:r>
+        <w:rPr>
+          <w:b w:val="0"/>
+        </w:rPr>
+        <w:t xml:space="preserve"> putting the</w:t>
+      </w:r>
+    </w:p>
+    <w:p>
+      <w:r>
+        <w:rPr>
+          <w:b w:val="0"/>
+        </w:rPr>
+        <w:t>delisted value-traps back in **collapsed value (0.35 → −0.45) and lifted vol-managed momentum (0.39 →</w:t>
+      </w:r>
+    </w:p>
+    <w:p>
+      <w:r>
+        <w:rPr>
+          <w:b w:val="0"/>
+        </w:rPr>
+        <w:t>1.35)**. Value *buys* the dying cheap names; momentum *shorts* them. So the real survivorship-robust</w:t>
+      </w:r>
+    </w:p>
+    <w:p>
+      <w:r>
+        <w:rPr>
+          <w:b w:val="0"/>
+        </w:rPr>
+        <w:t xml:space="preserve">mid-cap edge is </w:t>
+      </w:r>
+      <w:r>
+        <w:rPr>
+          <w:b/>
+        </w:rPr>
+        <w:t>momentum</w:t>
+      </w:r>
+      <w:r>
+        <w:rPr>
+          <w:b w:val="0"/>
+        </w:rPr>
+        <w:t>, pending an adverse-selection-borrow model (its strength is from shorting</w:t>
+      </w:r>
+    </w:p>
+    <w:p>
+      <w:r>
+        <w:rPr>
+          <w:b w:val="0"/>
+        </w:rPr>
+        <w:t>names going to zero) and a forward paper-track. Re-measured and *corrected* this</w:t>
       </w:r>
     </w:p>
     <w:p>
@@ -271,7 +303,7 @@
         <w:pStyle w:val="Heading2"/>
       </w:pPr>
       <w:r>
-        <w:t>The scoreboard (42 experiments, by outcome)</w:t>
+        <w:t>The scoreboard (43 experiments, by outcome)</w:t>
       </w:r>
     </w:p>
     <w:p>
@@ -340,7 +372,7 @@
         <w:rPr>
           <w:b/>
         </w:rPr>
-        <w:t>🟢 Second-edge candidate — meets the validated bar, pre-deployment (1):</w:t>
+        <w:t>🟡 Second-edge candidate — REFRAMED by the survivorship test to MOMENTUM, not value (Cases 41–43):</w:t>
       </w:r>
     </w:p>
     <w:p>
@@ -351,13 +383,13 @@
         <w:rPr>
           <w:b/>
         </w:rPr>
-        <w:t>Mid-cap value + vol-managed-momentum (market-neutral)</w:t>
+        <w:t>Mid-cap vol-managed momentum (market-neutral).</w:t>
       </w:r>
       <w:r>
         <w:rPr>
           <w:b w:val="0"/>
         </w:rPr>
-        <w:t xml:space="preserve"> — value and (vol-managed) momentum BOTH</w:t>
+        <w:t xml:space="preserve"> The hunt found value AND momentum both *appear* to</w:t>
       </w:r>
     </w:p>
     <w:p>
@@ -365,19 +397,19 @@
         <w:rPr>
           <w:b w:val="0"/>
         </w:rPr>
-        <w:t xml:space="preserve">  generalize on mid-caps where they were dead on large-caps; </w:t>
+        <w:t xml:space="preserve">  generalize on mid-caps (Cases 41–42), uncorrelated with the pairs basket (</w:t>
       </w:r>
       <w:r>
         <w:rPr>
           <w:b/>
         </w:rPr>
-        <w:t>−0.26</w:t>
+        <w:t>ρ = −0.03</w:t>
       </w:r>
       <w:r>
         <w:rPr>
           <w:b w:val="0"/>
         </w:rPr>
-        <w:t xml:space="preserve"> correlated, so the ~50/50</w:t>
+        <w:t>, gate #1</w:t>
       </w:r>
     </w:p>
     <w:p>
@@ -385,19 +417,19 @@
         <w:rPr>
           <w:b w:val="0"/>
         </w:rPr>
-        <w:t xml:space="preserve">  inverse-vol blend is positive in </w:t>
+        <w:t xml:space="preserve">  passed). </w:t>
       </w:r>
       <w:r>
         <w:rPr>
           <w:b/>
         </w:rPr>
-        <w:t>5/6 years</w:t>
+        <w:t>But the survivorship point-in-time re-test (Case 43) flipped the story:</w:t>
       </w:r>
       <w:r>
         <w:rPr>
           <w:b w:val="0"/>
         </w:rPr>
-        <w:t>, −7% maxDD, Sharpe ~0.4–0.5. First candidate to clear</w:t>
+        <w:t xml:space="preserve"> adding back ~50</w:t>
       </w:r>
     </w:p>
     <w:p>
@@ -405,7 +437,7 @@
         <w:rPr>
           <w:b w:val="0"/>
         </w:rPr>
-        <w:t xml:space="preserve">  the same out-of-universe + out-of-regime bar as the pairs basket. Pending: correlation vs the pairs</w:t>
+        <w:t xml:space="preserve">  delisted value-traps (BBBY/ENDP/BIG/CANO — Alpaca serves delisted history) **collapsed value 0.35 →</w:t>
       </w:r>
     </w:p>
     <w:p>
@@ -413,7 +445,99 @@
         <w:rPr>
           <w:b w:val="0"/>
         </w:rPr>
-        <w:t xml:space="preserve">  basket + a forward paper-track (Cases 41–42).</w:t>
+        <w:t xml:space="preserve">  −0.45</w:t>
+      </w:r>
+      <w:r>
+        <w:rPr>
+          <w:b/>
+        </w:rPr>
+        <w:t xml:space="preserve"> (value *buys* the dying cheap names) while </w:t>
+      </w:r>
+      <w:r>
+        <w:rPr>
+          <w:b w:val="0"/>
+        </w:rPr>
+        <w:t>lifting vol-managed momentum 0.39 → 1.35**</w:t>
+      </w:r>
+    </w:p>
+    <w:p>
+      <w:r>
+        <w:rPr>
+          <w:b w:val="0"/>
+        </w:rPr>
+        <w:t xml:space="preserve">  (momentum *shorts* them — survivorship had hidden its best trades). So **value is a survivorship</w:t>
+      </w:r>
+    </w:p>
+    <w:p>
+      <w:r>
+        <w:rPr>
+          <w:b w:val="0"/>
+        </w:rPr>
+        <w:t xml:space="preserve">  artifact; momentum is the real, survivorship-robust edge.** Two gates remain before it's deployable,</w:t>
+      </w:r>
+    </w:p>
+    <w:p>
+      <w:r>
+        <w:rPr>
+          <w:b w:val="0"/>
+        </w:rPr>
+        <w:t xml:space="preserve">  both stiff: (1) momentum's revealed strength is from </w:t>
+      </w:r>
+      <w:r>
+        <w:rPr>
+          <w:b/>
+        </w:rPr>
+        <w:t>shorting names going to zero</w:t>
+      </w:r>
+      <w:r>
+        <w:rPr>
+          <w:b w:val="0"/>
+        </w:rPr>
+        <w:t xml:space="preserve"> — the</w:t>
+      </w:r>
+    </w:p>
+    <w:p>
+      <w:r>
+        <w:rPr>
+          <w:b w:val="0"/>
+        </w:rPr>
+        <w:t xml:space="preserve">  adverse-selection borrow wall (PEAD/SI-tilt killers) — so it must be re-run with realistic borrow; the</w:t>
+      </w:r>
+    </w:p>
+    <w:p>
+      <w:r>
+        <w:rPr>
+          <w:b w:val="0"/>
+        </w:rPr>
+        <w:t xml:space="preserve">  honest form is likely </w:t>
+      </w:r>
+      <w:r>
+        <w:rPr>
+          <w:b/>
+        </w:rPr>
+        <w:t>long-momentum / index-hedged-short</w:t>
+      </w:r>
+      <w:r>
+        <w:rPr>
+          <w:b w:val="0"/>
+        </w:rPr>
+        <w:t xml:space="preserve"> (the EAR-PEAD pattern); (2) a forward</w:t>
+      </w:r>
+    </w:p>
+    <w:p>
+      <w:r>
+        <w:rPr>
+          <w:b w:val="0"/>
+        </w:rPr>
+        <w:t xml:space="preserve">  paper-track. **Net: still one validated+deployed edge (pairs); the mid-cap second leg is now momentum</w:t>
+      </w:r>
+    </w:p>
+    <w:p>
+      <w:r>
+        <w:rPr>
+          <w:b w:val="0"/>
+        </w:rPr>
+        <w:t xml:space="preserve">  (not value), promising but borrow-gated.**</w:t>
       </w:r>
     </w:p>
     <w:p>
@@ -1429,6 +1553,74 @@
           <w:b w:val="0"/>
         </w:rPr>
         <w:t xml:space="preserve">   from a "DSR 0.92 candidate" into a reject. The optimistic friction model had waved it through.</w:t>
+      </w:r>
+    </w:p>
+    <w:p>
+      <w:r>
+        <w:rPr>
+          <w:b w:val="0"/>
+        </w:rPr>
+        <w:t xml:space="preserve">5b. </w:t>
+      </w:r>
+      <w:r>
+        <w:rPr>
+          <w:b/>
+        </w:rPr>
+        <w:t>Survivorship bias doesn't just dock a Sharpe — it can flip which signal is real.</w:t>
+      </w:r>
+      <w:r>
+        <w:rPr>
+          <w:b w:val="0"/>
+        </w:rPr>
+        <w:t xml:space="preserve"> Testing the</w:t>
+      </w:r>
+    </w:p>
+    <w:p>
+      <w:r>
+        <w:rPr>
+          <w:b w:val="0"/>
+        </w:rPr>
+        <w:t xml:space="preserve">   mid-cap edge on a today-exists universe inflated VALUE (it buys the cheap names; the cheapest-that-</w:t>
+      </w:r>
+    </w:p>
+    <w:p>
+      <w:r>
+        <w:rPr>
+          <w:b w:val="0"/>
+        </w:rPr>
+        <w:t xml:space="preserve">   went-bankrupt were missing) and *suppressed* MOMENTUM (it shorts those same falling names; its best</w:t>
+      </w:r>
+    </w:p>
+    <w:p>
+      <w:r>
+        <w:rPr>
+          <w:b w:val="0"/>
+        </w:rPr>
+        <w:t xml:space="preserve">   trades were missing). Putting the delisted value-traps back (Alpaca serves delisted history) sent</w:t>
+      </w:r>
+    </w:p>
+    <w:p>
+      <w:r>
+        <w:rPr>
+          <w:b w:val="0"/>
+        </w:rPr>
+        <w:t xml:space="preserve">   value 0.35 → −0.45 and momentum 0.39 → 1.35 (Case 43). Point-in-time universes including delistings</w:t>
+      </w:r>
+    </w:p>
+    <w:p>
+      <w:r>
+        <w:rPr>
+          <w:b w:val="0"/>
+        </w:rPr>
+        <w:t xml:space="preserve">   are mandatory before believing any cross-sectional equity edge — and the side that *benefits* from the</w:t>
+      </w:r>
+    </w:p>
+    <w:p>
+      <w:r>
+        <w:rPr>
+          <w:b w:val="0"/>
+        </w:rPr>
+        <w:t xml:space="preserve">   dead names (a short leg) then runs into the borrow wall (lesson 5).</w:t>
       </w:r>
     </w:p>
     <w:p>

--- a/docs/FINDINGS.docx
+++ b/docs/FINDINGS.docx
@@ -54,7 +54,7 @@
         <w:rPr>
           <w:b/>
         </w:rPr>
-        <w:t>43 distinct edge experiments</w:t>
+        <w:t>44 distinct edge experiments</w:t>
       </w:r>
       <w:r>
         <w:rPr>
@@ -303,7 +303,7 @@
         <w:pStyle w:val="Heading2"/>
       </w:pPr>
       <w:r>
-        <w:t>The scoreboard (43 experiments, by outcome)</w:t>
+        <w:t>The scoreboard (44 experiments, by outcome)</w:t>
       </w:r>
     </w:p>
     <w:p>
@@ -372,7 +372,7 @@
         <w:rPr>
           <w:b/>
         </w:rPr>
-        <w:t>🟡 Second-edge candidate — REFRAMED by the survivorship test to MOMENTUM, not value (Cases 41–43):</w:t>
+        <w:t>🟡 Second-edge candidate — momentum, but short-side-only + borrow-gated (Cases 41–44):</w:t>
       </w:r>
     </w:p>
     <w:p>
@@ -383,13 +383,13 @@
         <w:rPr>
           <w:b/>
         </w:rPr>
-        <w:t>Mid-cap vol-managed momentum (market-neutral).</w:t>
+        <w:t>Mid-cap vol-managed momentum.</w:t>
       </w:r>
       <w:r>
         <w:rPr>
           <w:b w:val="0"/>
         </w:rPr>
-        <w:t xml:space="preserve"> The hunt found value AND momentum both *appear* to</w:t>
+        <w:t xml:space="preserve"> The hunt found value AND momentum *appearing* to generalize on</w:t>
       </w:r>
     </w:p>
     <w:p>
@@ -397,7 +397,7 @@
         <w:rPr>
           <w:b w:val="0"/>
         </w:rPr>
-        <w:t xml:space="preserve">  generalize on mid-caps (Cases 41–42), uncorrelated with the pairs basket (</w:t>
+        <w:t xml:space="preserve">  mid-caps (Cases 41–42), uncorrelated with the pairs basket (</w:t>
       </w:r>
       <w:r>
         <w:rPr>
@@ -409,7 +409,7 @@
         <w:rPr>
           <w:b w:val="0"/>
         </w:rPr>
-        <w:t>, gate #1</w:t>
+        <w:t>, gate #1). The **survivorship</w:t>
       </w:r>
     </w:p>
     <w:p>
@@ -417,19 +417,19 @@
         <w:rPr>
           <w:b w:val="0"/>
         </w:rPr>
-        <w:t xml:space="preserve">  passed). </w:t>
+        <w:t xml:space="preserve">  point-in-time re-test (Case 43) flipped it</w:t>
       </w:r>
       <w:r>
         <w:rPr>
           <w:b/>
         </w:rPr>
-        <w:t>But the survivorship point-in-time re-test (Case 43) flipped the story:</w:t>
+        <w:t xml:space="preserve">: adding back ~50 delisted value-traps </w:t>
       </w:r>
       <w:r>
         <w:rPr>
           <w:b w:val="0"/>
         </w:rPr>
-        <w:t xml:space="preserve"> adding back ~50</w:t>
+        <w:t>collapsed value</w:t>
       </w:r>
     </w:p>
     <w:p>
@@ -437,27 +437,39 @@
         <w:rPr>
           <w:b w:val="0"/>
         </w:rPr>
-        <w:t xml:space="preserve">  delisted value-traps (BBBY/ENDP/BIG/CANO — Alpaca serves delisted history) **collapsed value 0.35 →</w:t>
-      </w:r>
-    </w:p>
-    <w:p>
+        <w:t xml:space="preserve">  0.35 → −0.45</w:t>
+      </w:r>
+      <w:r>
+        <w:rPr>
+          <w:b/>
+        </w:rPr>
+        <w:t xml:space="preserve"> (value *buys* the dying names) and </w:t>
+      </w:r>
       <w:r>
         <w:rPr>
           <w:b w:val="0"/>
         </w:rPr>
-        <w:t xml:space="preserve">  −0.45</w:t>
+        <w:t>lifted momentum 0.39 → 1.35** (momentum *shorts*</w:t>
+      </w:r>
+    </w:p>
+    <w:p>
+      <w:r>
+        <w:rPr>
+          <w:b w:val="0"/>
+        </w:rPr>
+        <w:t xml:space="preserve">  them). </w:t>
       </w:r>
       <w:r>
         <w:rPr>
           <w:b/>
         </w:rPr>
-        <w:t xml:space="preserve"> (value *buys* the dying cheap names) while </w:t>
+        <w:t>Case 44 then stress-tested momentum and found the honest limits:</w:t>
       </w:r>
       <w:r>
         <w:rPr>
           <w:b w:val="0"/>
         </w:rPr>
-        <w:t>lifting vol-managed momentum 0.39 → 1.35**</w:t>
+        <w:t xml:space="preserve"> (a) under **adverse-selection</w:t>
       </w:r>
     </w:p>
     <w:p>
@@ -465,15 +477,19 @@
         <w:rPr>
           <w:b w:val="0"/>
         </w:rPr>
-        <w:t xml:space="preserve">  (momentum *shorts* them — survivorship had hidden its best trades). So **value is a survivorship</w:t>
-      </w:r>
-    </w:p>
-    <w:p>
+        <w:t xml:space="preserve">  borrow + no-locate drops + dollar-neutral + artifact-winsorization</w:t>
+      </w:r>
+      <w:r>
+        <w:rPr>
+          <w:b/>
+        </w:rPr>
+        <w:t xml:space="preserve"> it still holds </w:t>
+      </w:r>
       <w:r>
         <w:rPr>
           <w:b w:val="0"/>
         </w:rPr>
-        <w:t xml:space="preserve">  artifact; momentum is the real, survivorship-robust edge.** Two gates remain before it's deployable,</w:t>
+        <w:t>~1.1** on the</w:t>
       </w:r>
     </w:p>
     <w:p>
@@ -481,27 +497,39 @@
         <w:rPr>
           <w:b w:val="0"/>
         </w:rPr>
-        <w:t xml:space="preserve">  both stiff: (1) momentum's revealed strength is from </w:t>
+        <w:t xml:space="preserve">  point-in-time universe (real alpha, not beta) — but (b) the **long/SPY-index-hedged, borrow-FREE form</w:t>
+      </w:r>
+    </w:p>
+    <w:p>
+      <w:r>
+        <w:rPr>
+          <w:b w:val="0"/>
+        </w:rPr>
+        <w:t xml:space="preserve">  has NO edge</w:t>
       </w:r>
       <w:r>
         <w:rPr>
           <w:b/>
         </w:rPr>
-        <w:t>shorting names going to zero</w:t>
+        <w:t xml:space="preserve"> (0.08 survivor, −0.12 PIT): the alpha is </w:t>
       </w:r>
       <w:r>
         <w:rPr>
           <w:b w:val="0"/>
         </w:rPr>
-        <w:t xml:space="preserve"> — the</w:t>
-      </w:r>
-    </w:p>
-    <w:p>
+        <w:t>entirely short-side</w:t>
+      </w:r>
+      <w:r>
+        <w:rPr>
+          <w:b/>
+        </w:rPr>
+        <w:t xml:space="preserve">, so it </w:t>
+      </w:r>
       <w:r>
         <w:rPr>
           <w:b w:val="0"/>
         </w:rPr>
-        <w:t xml:space="preserve">  adverse-selection borrow wall (PEAD/SI-tilt killers) — so it must be re-run with realistic borrow; the</w:t>
+        <w:t>can't escape the</w:t>
       </w:r>
     </w:p>
     <w:p>
@@ -509,19 +537,19 @@
         <w:rPr>
           <w:b w:val="0"/>
         </w:rPr>
-        <w:t xml:space="preserve">  honest form is likely </w:t>
+        <w:t xml:space="preserve">  borrow wall</w:t>
       </w:r>
       <w:r>
         <w:rPr>
           <w:b/>
         </w:rPr>
-        <w:t>long-momentum / index-hedged-short</w:t>
+        <w:t xml:space="preserve">; and (c) the magnitude is </w:t>
       </w:r>
       <w:r>
         <w:rPr>
           <w:b w:val="0"/>
         </w:rPr>
-        <w:t xml:space="preserve"> (the EAR-PEAD pattern); (2) a forward</w:t>
+        <w:t>bracketed 0.3–1.1** — my +50 delistings are *famous* failures</w:t>
       </w:r>
     </w:p>
     <w:p>
@@ -529,7 +557,7 @@
         <w:rPr>
           <w:b w:val="0"/>
         </w:rPr>
-        <w:t xml:space="preserve">  paper-track. **Net: still one validated+deployed edge (pairs); the mid-cap second leg is now momentum</w:t>
+        <w:t xml:space="preserve">  that over-feed the short leg, so the true number needs a representative point-in-time universe or a</w:t>
       </w:r>
     </w:p>
     <w:p>
@@ -537,7 +565,15 @@
         <w:rPr>
           <w:b w:val="0"/>
         </w:rPr>
-        <w:t xml:space="preserve">  (not value), promising but borrow-gated.**</w:t>
+        <w:t xml:space="preserve">  forward track. **Net: a genuine but messy short-side momentum anomaly — promising enough to</w:t>
+      </w:r>
+    </w:p>
+    <w:p>
+      <w:r>
+        <w:rPr>
+          <w:b w:val="0"/>
+        </w:rPr>
+        <w:t xml:space="preserve">  forward-track, not clean enough to deploy. Still one validated+deployed edge (pairs).**</w:t>
       </w:r>
     </w:p>
     <w:p>
@@ -719,28 +755,20 @@
       </w:r>
     </w:p>
     <w:p>
+      <w:pPr>
+        <w:pStyle w:val="ListBullet"/>
+      </w:pPr>
       <w:r>
         <w:rPr>
           <w:b/>
         </w:rPr>
-        <w:t>🟢 SECOND-EDGE CANDIDATE — first to meet the validated bar (Cases 41–42):</w:t>
-      </w:r>
-    </w:p>
-    <w:p>
-      <w:pPr>
-        <w:pStyle w:val="ListBullet"/>
-      </w:pPr>
-      <w:r>
-        <w:rPr>
-          <w:b/>
-        </w:rPr>
-        <w:t>Mid-cap value + vol-managed-momentum (market-neutral).</w:t>
+        <w:t>Momentum family on mid-caps (the survivor-only view, Case 41)</w:t>
       </w:r>
       <w:r>
         <w:rPr>
           <w:b w:val="0"/>
         </w:rPr>
-        <w:t xml:space="preserve"> "Find more like mid-cap value" worked: the</w:t>
+        <w:t xml:space="preserve"> — *residual* and *vol-managed*</w:t>
       </w:r>
     </w:p>
     <w:p>
@@ -748,19 +776,15 @@
         <w:rPr>
           <w:b w:val="0"/>
         </w:rPr>
-        <w:t xml:space="preserve">  </w:t>
-      </w:r>
-      <w:r>
-        <w:rPr>
-          <w:b/>
-        </w:rPr>
-        <w:t>momentum family revives on mid-caps</w:t>
-      </w:r>
+        <w:t xml:space="preserve">  momentum, both rejected on large-caps (Cases 31–32), *appear* to generalize on mid-caps (holdout</w:t>
+      </w:r>
+    </w:p>
+    <w:p>
       <w:r>
         <w:rPr>
           <w:b w:val="0"/>
         </w:rPr>
-        <w:t xml:space="preserve"> too — *residual* and *vol-managed* momentum, both rejected on</w:t>
+        <w:t xml:space="preserve">  +0.25, vol-managed the most regime-robust factor at 4/6 years). But the survivorship + borrow stress</w:t>
       </w:r>
     </w:p>
     <w:p>
@@ -768,119 +792,15 @@
         <w:rPr>
           <w:b w:val="0"/>
         </w:rPr>
-        <w:t xml:space="preserve">  large-caps (Cases 31–32), </w:t>
-      </w:r>
-      <w:r>
-        <w:rPr>
-          <w:b/>
-        </w:rPr>
-        <w:t>generalize on mid-caps</w:t>
-      </w:r>
+        <w:t xml:space="preserve">  (Cases 43–44) showed the apparent strength is a short-side-only, borrow-gated anomaly — see the 🟡</w:t>
+      </w:r>
+    </w:p>
+    <w:p>
       <w:r>
         <w:rPr>
           <w:b w:val="0"/>
         </w:rPr>
-        <w:t xml:space="preserve"> (holdout +0.25, vol-managed the most regime-robust</w:t>
-      </w:r>
-    </w:p>
-    <w:p>
-      <w:r>
-        <w:rPr>
-          <w:b w:val="0"/>
-        </w:rPr>
-        <w:t xml:space="preserve">  single factor at 4/6 years). Value and momentum are </w:t>
-      </w:r>
-      <w:r>
-        <w:rPr>
-          <w:b/>
-        </w:rPr>
-        <w:t>−0.26 correlated</w:t>
-      </w:r>
-      <w:r>
-        <w:rPr>
-          <w:b w:val="0"/>
-        </w:rPr>
-        <w:t>, so the inverse-vol blend</w:t>
-      </w:r>
-    </w:p>
-    <w:p>
-      <w:r>
-        <w:rPr>
-          <w:b w:val="0"/>
-        </w:rPr>
-        <w:t xml:space="preserve">  (~50/50) is positive in </w:t>
-      </w:r>
-      <w:r>
-        <w:rPr>
-          <w:b/>
-        </w:rPr>
-        <w:t>5/6 years</w:t>
-      </w:r>
-      <w:r>
-        <w:rPr>
-          <w:b w:val="0"/>
-        </w:rPr>
-        <w:t xml:space="preserve"> (−7% maxDD, Sharpe ~0.4–0.5) — it </w:t>
-      </w:r>
-      <w:r>
-        <w:rPr>
-          <w:b/>
-        </w:rPr>
-        <w:t>clears the regime bar</w:t>
-      </w:r>
-      <w:r>
-        <w:rPr>
-          <w:b w:val="0"/>
-        </w:rPr>
-        <w:t xml:space="preserve"> that</w:t>
-      </w:r>
-    </w:p>
-    <w:p>
-      <w:r>
-        <w:rPr>
-          <w:b w:val="0"/>
-        </w:rPr>
-        <w:t xml:space="preserve">  blocked each leg alone. This is the **first candidate to meet the same out-of-universe + out-of-regime</w:t>
-      </w:r>
-    </w:p>
-    <w:p>
-      <w:r>
-        <w:rPr>
-          <w:b w:val="0"/>
-        </w:rPr>
-        <w:t xml:space="preserve">  standard that validated the pairs basket**, and the same quality tier (~0.5 Sharpe). It does *not*</w:t>
-      </w:r>
-    </w:p>
-    <w:p>
-      <w:r>
-        <w:rPr>
-          <w:b w:val="0"/>
-        </w:rPr>
-        <w:t xml:space="preserve">  clear the strict DSR-0.9 gate (~0.5–0.6) — but the pairs basket doesn't either; the real bar is</w:t>
-      </w:r>
-    </w:p>
-    <w:p>
-      <w:r>
-        <w:rPr>
-          <w:b w:val="0"/>
-        </w:rPr>
-        <w:t xml:space="preserve">  generalization, which it meets. **Pending two gates before deployment: (1) correlation vs the pairs</w:t>
-      </w:r>
-    </w:p>
-    <w:p>
-      <w:r>
-        <w:rPr>
-          <w:b w:val="0"/>
-        </w:rPr>
-        <w:t xml:space="preserve">  basket, (2) a forward paper-track.** The quality/issuance/lottery factors stay dead even on mid-caps —</w:t>
-      </w:r>
-    </w:p>
-    <w:p>
-      <w:r>
-        <w:rPr>
-          <w:b w:val="0"/>
-        </w:rPr>
-        <w:t xml:space="preserve">  only value and momentum are real here.</w:t>
+        <w:t xml:space="preserve">  candidate above, which is the honest, post-stress version of this line.</w:t>
       </w:r>
     </w:p>
     <w:p>

--- a/docs/FINDINGS.docx
+++ b/docs/FINDINGS.docx
@@ -54,7 +54,7 @@
         <w:rPr>
           <w:b/>
         </w:rPr>
-        <w:t>44 distinct edge experiments</w:t>
+        <w:t>45 distinct edge experiments</w:t>
       </w:r>
       <w:r>
         <w:rPr>
@@ -88,7 +88,7 @@
         <w:rPr>
           <w:b w:val="0"/>
         </w:rPr>
-        <w:t>cointegrated-pairs market-neutral basket) **and a second-edge candidate has emerged on mid-caps —</w:t>
+        <w:t>cointegrated-pairs market-neutral basket) **and a modest second-edge candidate has emerged on mid-caps:</w:t>
       </w:r>
     </w:p>
     <w:p>
@@ -96,7 +96,7 @@
         <w:rPr>
           <w:b w:val="0"/>
         </w:rPr>
-        <w:t>reframed by the survivorship test from value to MOMENTUM.** The hunt off large-caps found value and</w:t>
+        <w:t>vol-managed momentum (~0.4 Sharpe), uncorrelated with the pairs basket.** The arc that got there is the</w:t>
       </w:r>
     </w:p>
     <w:p>
@@ -104,7 +104,7 @@
         <w:rPr>
           <w:b w:val="0"/>
         </w:rPr>
-        <w:t>momentum both *appearing* to generalize on mid-caps and uncorrelated with the pairs basket (ρ = −0.03,</w:t>
+        <w:t>methodology in miniature: value and momentum both *appeared* to generalize on mid-caps (ρ = −0.03 vs the</w:t>
       </w:r>
     </w:p>
     <w:p>
@@ -112,27 +112,55 @@
         <w:rPr>
           <w:b w:val="0"/>
         </w:rPr>
-        <w:t xml:space="preserve">gate #1 passed) — but the </w:t>
+        <w:t>pairs basket, gate #1 passed); a survivorship re-test with ~50 *cherry-picked bankrupt* value-traps</w:t>
+      </w:r>
+    </w:p>
+    <w:p>
+      <w:r>
+        <w:rPr>
+          <w:b w:val="0"/>
+        </w:rPr>
+        <w:t>*looked* like it flipped value→momentum and lifted momentum to 1.35 — but rebuilding on the **full,</w:t>
+      </w:r>
+    </w:p>
+    <w:p>
+      <w:r>
+        <w:rPr>
+          <w:b w:val="0"/>
+        </w:rPr>
+        <w:t>outcome-blind point-in-time universe** (all 1,707 Alpaca delistings, SIP feed; representative mid-cap</w:t>
+      </w:r>
+    </w:p>
+    <w:p>
+      <w:r>
+        <w:rPr>
+          <w:b w:val="0"/>
+        </w:rPr>
+        <w:t xml:space="preserve">delistings are mostly </w:t>
       </w:r>
       <w:r>
         <w:rPr>
           <w:b/>
         </w:rPr>
-        <w:t>survivorship-bias point-in-time re-test (Case 43) flipped it:</w:t>
+        <w:t>acquisitions, not bankruptcies</w:t>
       </w:r>
       <w:r>
         <w:rPr>
           <w:b w:val="0"/>
         </w:rPr>
-        <w:t xml:space="preserve"> putting the</w:t>
-      </w:r>
-    </w:p>
-    <w:p>
+        <w:t xml:space="preserve">) </w:t>
+      </w:r>
+      <w:r>
+        <w:rPr>
+          <w:b/>
+        </w:rPr>
+        <w:t>collapsed that 1.1+ to ~0.4</w:t>
+      </w:r>
       <w:r>
         <w:rPr>
           <w:b w:val="0"/>
         </w:rPr>
-        <w:t>delisted value-traps back in **collapsed value (0.35 → −0.45) and lifted vol-managed momentum (0.39 →</w:t>
+        <w:t xml:space="preserve"> (≈0.49</w:t>
       </w:r>
     </w:p>
     <w:p>
@@ -140,7 +168,7 @@
         <w:rPr>
           <w:b w:val="0"/>
         </w:rPr>
-        <w:t>1.35)**. Value *buys* the dying cheap names; momentum *shorts* them. So the real survivorship-robust</w:t>
+        <w:t>gross, ≈0.36 after adverse-selection borrow, ≈0.31 as a borrow-free long/index-hedged sleeve). A real</w:t>
       </w:r>
     </w:p>
     <w:p>
@@ -148,27 +176,15 @@
         <w:rPr>
           <w:b w:val="0"/>
         </w:rPr>
-        <w:t xml:space="preserve">mid-cap edge is </w:t>
-      </w:r>
-      <w:r>
-        <w:rPr>
-          <w:b/>
-        </w:rPr>
-        <w:t>momentum</w:t>
-      </w:r>
+        <w:t>but modest momentum edge — the cherry-picked "fix" had itself been a bias in the opposite direction.</w:t>
+      </w:r>
+    </w:p>
+    <w:p>
       <w:r>
         <w:rPr>
           <w:b w:val="0"/>
         </w:rPr>
-        <w:t>, pending an adverse-selection-borrow model (its strength is from shorting</w:t>
-      </w:r>
-    </w:p>
-    <w:p>
-      <w:r>
-        <w:rPr>
-          <w:b w:val="0"/>
-        </w:rPr>
-        <w:t>names going to zero) and a forward paper-track. Re-measured and *corrected* this</w:t>
+        <w:t>Pending a forward paper-track. Separately, the pairs basket was re-measured and *corrected* this</w:t>
       </w:r>
     </w:p>
     <w:p>
@@ -303,7 +319,7 @@
         <w:pStyle w:val="Heading2"/>
       </w:pPr>
       <w:r>
-        <w:t>The scoreboard (44 experiments, by outcome)</w:t>
+        <w:t>The scoreboard (45 experiments, by outcome)</w:t>
       </w:r>
     </w:p>
     <w:p>
@@ -372,7 +388,7 @@
         <w:rPr>
           <w:b/>
         </w:rPr>
-        <w:t>🟡 Second-edge candidate — momentum, but short-side-only + borrow-gated (Cases 41–44):</w:t>
+        <w:t>🟡 Second-edge candidate — mid-cap momentum, modest (~0.4) and borrow-aware (Cases 41–45):</w:t>
       </w:r>
     </w:p>
     <w:p>
@@ -389,7 +405,7 @@
         <w:rPr>
           <w:b w:val="0"/>
         </w:rPr>
-        <w:t xml:space="preserve"> The hunt found value AND momentum *appearing* to generalize on</w:t>
+        <w:t xml:space="preserve"> Found on mid-caps (Cases 41–42), uncorrelated with the pairs basket</w:t>
       </w:r>
     </w:p>
     <w:p>
@@ -397,7 +413,7 @@
         <w:rPr>
           <w:b w:val="0"/>
         </w:rPr>
-        <w:t xml:space="preserve">  mid-caps (Cases 41–42), uncorrelated with the pairs basket (</w:t>
+        <w:t xml:space="preserve">  (</w:t>
       </w:r>
       <w:r>
         <w:rPr>
@@ -409,7 +425,7 @@
         <w:rPr>
           <w:b w:val="0"/>
         </w:rPr>
-        <w:t>, gate #1). The **survivorship</w:t>
+        <w:t>, gate #1). The survivorship re-test (Case 43) *appeared* to flip value→momentum and lift</w:t>
       </w:r>
     </w:p>
     <w:p>
@@ -417,19 +433,19 @@
         <w:rPr>
           <w:b w:val="0"/>
         </w:rPr>
-        <w:t xml:space="preserve">  point-in-time re-test (Case 43) flipped it</w:t>
+        <w:t xml:space="preserve">  it to 1.35 — but </w:t>
       </w:r>
       <w:r>
         <w:rPr>
           <w:b/>
         </w:rPr>
-        <w:t xml:space="preserve">: adding back ~50 delisted value-traps </w:t>
+        <w:t>Case 45 resolved that as a cherry-pick artifact:</w:t>
       </w:r>
       <w:r>
         <w:rPr>
           <w:b w:val="0"/>
         </w:rPr>
-        <w:t>collapsed value</w:t>
+        <w:t xml:space="preserve"> rebuilt on the **full, outcome-blind</w:t>
       </w:r>
     </w:p>
     <w:p>
@@ -437,19 +453,27 @@
         <w:rPr>
           <w:b w:val="0"/>
         </w:rPr>
-        <w:t xml:space="preserve">  0.35 → −0.45</w:t>
+        <w:t xml:space="preserve">  point-in-time universe** (all 1,707 Alpaca delistings, SIP feed, filtered to mid-cap-in-2021), where</w:t>
+      </w:r>
+    </w:p>
+    <w:p>
+      <w:r>
+        <w:rPr>
+          <w:b w:val="0"/>
+        </w:rPr>
+        <w:t xml:space="preserve">  representative delistings turn out to be </w:t>
       </w:r>
       <w:r>
         <w:rPr>
           <w:b/>
         </w:rPr>
-        <w:t xml:space="preserve"> (value *buys* the dying names) and </w:t>
+        <w:t>mostly ACQUISITIONS, not bankruptcies</w:t>
       </w:r>
       <w:r>
         <w:rPr>
           <w:b w:val="0"/>
         </w:rPr>
-        <w:t>lifted momentum 0.39 → 1.35** (momentum *shorts*</w:t>
+        <w:t xml:space="preserve"> (genuine mid-caps get</w:t>
       </w:r>
     </w:p>
     <w:p>
@@ -457,19 +481,19 @@
         <w:rPr>
           <w:b w:val="0"/>
         </w:rPr>
-        <w:t xml:space="preserve">  them). </w:t>
+        <w:t xml:space="preserve">  bought, not wiped out). On that honest universe the magnitude </w:t>
       </w:r>
       <w:r>
         <w:rPr>
           <w:b/>
         </w:rPr>
-        <w:t>Case 44 then stress-tested momentum and found the honest limits:</w:t>
+        <w:t>collapses from 1.1 to ~0.4</w:t>
       </w:r>
       <w:r>
         <w:rPr>
           <w:b w:val="0"/>
         </w:rPr>
-        <w:t xml:space="preserve"> (a) under **adverse-selection</w:t>
+        <w:t>: borrow-free</w:t>
       </w:r>
     </w:p>
     <w:p>
@@ -477,19 +501,27 @@
         <w:rPr>
           <w:b w:val="0"/>
         </w:rPr>
-        <w:t xml:space="preserve">  borrow + no-locate drops + dollar-neutral + artifact-winsorization</w:t>
+        <w:t xml:space="preserve">  ≈0.49, after adverse-selection borrow ≈0.36, and — newly positive — a **borrow-free long/SPY-hedged form</w:t>
+      </w:r>
+    </w:p>
+    <w:p>
+      <w:r>
+        <w:rPr>
+          <w:b w:val="0"/>
+        </w:rPr>
+        <w:t xml:space="preserve">  ≈0.31</w:t>
       </w:r>
       <w:r>
         <w:rPr>
           <w:b/>
         </w:rPr>
-        <w:t xml:space="preserve"> it still holds </w:t>
+        <w:t xml:space="preserve"> (the long leg holds acquired winners into their buyout premium). </w:t>
       </w:r>
       <w:r>
         <w:rPr>
           <w:b w:val="0"/>
         </w:rPr>
-        <w:t>~1.1** on the</w:t>
+        <w:t>Net: a real but MODEST (~0.4)</w:t>
       </w:r>
     </w:p>
     <w:p>
@@ -497,7 +529,7 @@
         <w:rPr>
           <w:b w:val="0"/>
         </w:rPr>
-        <w:t xml:space="preserve">  point-in-time universe (real alpha, not beta) — but (b) the **long/SPY-index-hedged, borrow-FREE form</w:t>
+        <w:t xml:space="preserve">  momentum edge, uncorrelated with the pairs basket, with a plausible borrow-free deployable form (~0.3) —</w:t>
       </w:r>
     </w:p>
     <w:p>
@@ -505,75 +537,23 @@
         <w:rPr>
           <w:b w:val="0"/>
         </w:rPr>
-        <w:t xml:space="preserve">  has NO edge</w:t>
-      </w:r>
-      <w:r>
-        <w:rPr>
-          <w:b/>
-        </w:rPr>
-        <w:t xml:space="preserve"> (0.08 survivor, −0.12 PIT): the alpha is </w:t>
-      </w:r>
+        <w:t xml:space="preserve">  a credible weak second leg for the combiner, pending a forward track.** The arc is itself the lesson: a</w:t>
+      </w:r>
+    </w:p>
+    <w:p>
       <w:r>
         <w:rPr>
           <w:b w:val="0"/>
         </w:rPr>
-        <w:t>entirely short-side</w:t>
-      </w:r>
-      <w:r>
-        <w:rPr>
-          <w:b/>
-        </w:rPr>
-        <w:t xml:space="preserve">, so it </w:t>
-      </w:r>
+        <w:t xml:space="preserve">  cherry-picked survivorship "fix" was a bias in the opposite direction; only the full outcome-blind PIT</w:t>
+      </w:r>
+    </w:p>
+    <w:p>
       <w:r>
         <w:rPr>
           <w:b w:val="0"/>
         </w:rPr>
-        <w:t>can't escape the</w:t>
-      </w:r>
-    </w:p>
-    <w:p>
-      <w:r>
-        <w:rPr>
-          <w:b w:val="0"/>
-        </w:rPr>
-        <w:t xml:space="preserve">  borrow wall</w:t>
-      </w:r>
-      <w:r>
-        <w:rPr>
-          <w:b/>
-        </w:rPr>
-        <w:t xml:space="preserve">; and (c) the magnitude is </w:t>
-      </w:r>
-      <w:r>
-        <w:rPr>
-          <w:b w:val="0"/>
-        </w:rPr>
-        <w:t>bracketed 0.3–1.1** — my +50 delistings are *famous* failures</w:t>
-      </w:r>
-    </w:p>
-    <w:p>
-      <w:r>
-        <w:rPr>
-          <w:b w:val="0"/>
-        </w:rPr>
-        <w:t xml:space="preserve">  that over-feed the short leg, so the true number needs a representative point-in-time universe or a</w:t>
-      </w:r>
-    </w:p>
-    <w:p>
-      <w:r>
-        <w:rPr>
-          <w:b w:val="0"/>
-        </w:rPr>
-        <w:t xml:space="preserve">  forward track. **Net: a genuine but messy short-side momentum anomaly — promising enough to</w:t>
-      </w:r>
-    </w:p>
-    <w:p>
-      <w:r>
-        <w:rPr>
-          <w:b w:val="0"/>
-        </w:rPr>
-        <w:t xml:space="preserve">  forward-track, not clean enough to deploy. Still one validated+deployed edge (pairs).**</w:t>
+        <w:t xml:space="preserve">  universe gave the honest number. Still one validated+deployed edge (pairs).</w:t>
       </w:r>
     </w:p>
     <w:p>
@@ -1480,19 +1460,53 @@
         <w:rPr>
           <w:b w:val="0"/>
         </w:rPr>
-        <w:t xml:space="preserve">5b. </w:t>
+        <w:t>5b. **Survivorship bias doesn't just dock a Sharpe — it can flip which signal is real, and a careless</w:t>
+      </w:r>
+    </w:p>
+    <w:p>
+      <w:r>
+        <w:rPr>
+          <w:b w:val="0"/>
+        </w:rPr>
+        <w:t xml:space="preserve">   "fix" re-biases the other way.** A today-exists universe inflated VALUE and suppressed MOMENTUM; adding</w:t>
+      </w:r>
+    </w:p>
+    <w:p>
+      <w:r>
+        <w:rPr>
+          <w:b w:val="0"/>
+        </w:rPr>
+        <w:t xml:space="preserve">   the dead names back sent value 0.35 → −0.45 and momentum 0.39 → 1.35 (Case 43). But that "+50</w:t>
+      </w:r>
+    </w:p>
+    <w:p>
+      <w:r>
+        <w:rPr>
+          <w:b w:val="0"/>
+        </w:rPr>
+        <w:t xml:space="preserve">   delistings" set was *cherry-picked famous bankruptcies*, which over-fed the short leg — itself a</w:t>
+      </w:r>
+    </w:p>
+    <w:p>
+      <w:r>
+        <w:rPr>
+          <w:b w:val="0"/>
+        </w:rPr>
+        <w:t xml:space="preserve">   survivorship bias in the opposite direction. Only the </w:t>
       </w:r>
       <w:r>
         <w:rPr>
           <w:b/>
         </w:rPr>
-        <w:t>Survivorship bias doesn't just dock a Sharpe — it can flip which signal is real.</w:t>
-      </w:r>
+        <w:t>full, outcome-blind point-in-time universe</w:t>
+      </w:r>
+    </w:p>
+    <w:p>
       <w:r>
         <w:rPr>
           <w:b w:val="0"/>
         </w:rPr>
-        <w:t xml:space="preserve"> Testing the</w:t>
+        <w:t xml:space="preserve">   (all 1,707 Alpaca delistings, SIP feed, filtered on 2021 characteristics) gave the honest number, and</w:t>
       </w:r>
     </w:p>
     <w:p>
@@ -1500,15 +1514,19 @@
         <w:rPr>
           <w:b w:val="0"/>
         </w:rPr>
-        <w:t xml:space="preserve">   mid-cap edge on a today-exists universe inflated VALUE (it buys the cheap names; the cheapest-that-</w:t>
-      </w:r>
-    </w:p>
-    <w:p>
+        <w:t xml:space="preserve">   it </w:t>
+      </w:r>
+      <w:r>
+        <w:rPr>
+          <w:b/>
+        </w:rPr>
+        <w:t>collapsed momentum's 1.1+ back to ~0.4</w:t>
+      </w:r>
       <w:r>
         <w:rPr>
           <w:b w:val="0"/>
         </w:rPr>
-        <w:t xml:space="preserve">   went-bankrupt were missing) and *suppressed* MOMENTUM (it shorts those same falling names; its best</w:t>
+        <w:t xml:space="preserve"> (Case 45) — because representative mid-cap delistings are</w:t>
       </w:r>
     </w:p>
     <w:p>
@@ -1516,15 +1534,19 @@
         <w:rPr>
           <w:b w:val="0"/>
         </w:rPr>
-        <w:t xml:space="preserve">   trades were missing). Putting the delisted value-traps back (Alpaca serves delisted history) sent</w:t>
-      </w:r>
-    </w:p>
-    <w:p>
+        <w:t xml:space="preserve">   mostly </w:t>
+      </w:r>
+      <w:r>
+        <w:rPr>
+          <w:b/>
+        </w:rPr>
+        <w:t>acquisitions, not bankruptcies</w:t>
+      </w:r>
       <w:r>
         <w:rPr>
           <w:b w:val="0"/>
         </w:rPr>
-        <w:t xml:space="preserve">   value 0.35 → −0.45 and momentum 0.39 → 1.35 (Case 43). Point-in-time universes including delistings</w:t>
+        <w:t>. Two rules: (i) point-in-time universes are mandatory; (ii)</w:t>
       </w:r>
     </w:p>
     <w:p>
@@ -1532,7 +1554,7 @@
         <w:rPr>
           <w:b w:val="0"/>
         </w:rPr>
-        <w:t xml:space="preserve">   are mandatory before believing any cross-sectional equity edge — and the side that *benefits* from the</w:t>
+        <w:t xml:space="preserve">   the delisting set must be *selected on entry-date characteristics, never on outcome* — or you just</w:t>
       </w:r>
     </w:p>
     <w:p>
@@ -1540,7 +1562,7 @@
         <w:rPr>
           <w:b w:val="0"/>
         </w:rPr>
-        <w:t xml:space="preserve">   dead names (a short leg) then runs into the borrow wall (lesson 5).</w:t>
+        <w:t xml:space="preserve">   trade one survivorship bias for its mirror image.</w:t>
       </w:r>
     </w:p>
     <w:p>

--- a/docs/FINDINGS.docx
+++ b/docs/FINDINGS.docx
@@ -160,15 +160,7 @@
         <w:rPr>
           <w:b w:val="0"/>
         </w:rPr>
-        <w:t xml:space="preserve"> (≈0.49</w:t>
-      </w:r>
-    </w:p>
-    <w:p>
-      <w:r>
-        <w:rPr>
-          <w:b w:val="0"/>
-        </w:rPr>
-        <w:t>gross, ≈0.36 after adverse-selection borrow, ≈0.31 as a borrow-free long/index-hedged sleeve). A real</w:t>
+        <w:t xml:space="preserve"> (≈0.43 gross, ≈0.30 after adverse-selection borrow, ≈0.23 as a borrow-free long/index-hedged sleeve). A real</w:t>
       </w:r>
     </w:p>
     <w:p>
@@ -501,7 +493,7 @@
         <w:rPr>
           <w:b w:val="0"/>
         </w:rPr>
-        <w:t xml:space="preserve">  ≈0.49, after adverse-selection borrow ≈0.36, and — newly positive — a **borrow-free long/SPY-hedged form</w:t>
+        <w:t xml:space="preserve">  ≈0.43, after adverse-selection borrow ≈0.30, and a mildly positive **borrow-free long/SPY-hedged form</w:t>
       </w:r>
     </w:p>
     <w:p>
@@ -509,19 +501,15 @@
         <w:rPr>
           <w:b w:val="0"/>
         </w:rPr>
-        <w:t xml:space="preserve">  ≈0.31</w:t>
-      </w:r>
-      <w:r>
-        <w:rPr>
-          <w:b/>
-        </w:rPr>
-        <w:t xml:space="preserve"> (the long leg holds acquired winners into their buyout premium). </w:t>
-      </w:r>
+        <w:t xml:space="preserve">  ≈0.23** (the long leg holds acquired winners into their buyout premium; adding representative delistings</w:t>
+      </w:r>
+    </w:p>
+    <w:p>
       <w:r>
         <w:rPr>
           <w:b w:val="0"/>
         </w:rPr>
-        <w:t>Net: a real but MODEST (~0.4)</w:t>
+        <w:t xml:space="preserve">  slightly *hurts* the L/S, confirming no survivorship boost). **Net: a real but MODEST (~0.4)</w:t>
       </w:r>
     </w:p>
     <w:p>
@@ -529,7 +517,7 @@
         <w:rPr>
           <w:b w:val="0"/>
         </w:rPr>
-        <w:t xml:space="preserve">  momentum edge, uncorrelated with the pairs basket, with a plausible borrow-free deployable form (~0.3) —</w:t>
+        <w:t xml:space="preserve">  momentum edge, uncorrelated with the pairs basket, with a plausible borrow-free deployable form (~0.2) —</w:t>
       </w:r>
     </w:p>
     <w:p>

--- a/docs/FINDINGS.docx
+++ b/docs/FINDINGS.docx
@@ -373,6 +373,60 @@
           <w:b w:val="0"/>
         </w:rPr>
         <w:t xml:space="preserve">  forward paper-track to let the *live* OOS curve adjudicate.</w:t>
+      </w:r>
+    </w:p>
+    <w:p>
+      <w:r>
+        <w:rPr>
+          <w:b/>
+        </w:rPr>
+        <w:t>🚀 Now on a forward paper-track (as of this session):</w:t>
+      </w:r>
+      <w:r>
+        <w:rPr>
+          <w:b w:val="0"/>
+        </w:rPr>
+        <w:t xml:space="preserve"> the borrow-free **long/index-hedged momentum</w:t>
+      </w:r>
+    </w:p>
+    <w:p>
+      <w:r>
+        <w:rPr>
+          <w:b w:val="0"/>
+        </w:rPr>
+        <w:t>sleeve** (`deploy_momentum_paper.py` + `alpca/live/momentum_portfolio.py`) is wired into the daily</w:t>
+      </w:r>
+    </w:p>
+    <w:p>
+      <w:r>
+        <w:rPr>
+          <w:b w:val="0"/>
+        </w:rPr>
+        <w:t>`com.alpca.forwardtrack` job alongside the pairs basket — mark prior book → log sized target →</w:t>
+      </w:r>
+    </w:p>
+    <w:p>
+      <w:r>
+        <w:rPr>
+          <w:b w:val="0"/>
+        </w:rPr>
+        <w:t>accumulate a live OOS curve, sized tiny on the honest ~0.23 Sharpe. The two sleeves are uncorrelated</w:t>
+      </w:r>
+    </w:p>
+    <w:p>
+      <w:r>
+        <w:rPr>
+          <w:b w:val="0"/>
+        </w:rPr>
+        <w:t>(ρ=−0.03), so this is a genuine two-sleeve forward experiment. The live curve, not the backtest, now</w:t>
+      </w:r>
+    </w:p>
+    <w:p>
+      <w:r>
+        <w:rPr>
+          <w:b w:val="0"/>
+        </w:rPr>
+        <w:t>adjudicates — exactly the right next step for a modest, survivorship/borrow-honest candidate.</w:t>
       </w:r>
     </w:p>
     <w:p>

--- a/docs/FINDINGS.docx
+++ b/docs/FINDINGS.docx
@@ -54,7 +54,7 @@
         <w:rPr>
           <w:b/>
         </w:rPr>
-        <w:t>45 distinct edge experiments</w:t>
+        <w:t>46 distinct edge experiments</w:t>
       </w:r>
       <w:r>
         <w:rPr>
@@ -311,7 +311,7 @@
         <w:pStyle w:val="Heading2"/>
       </w:pPr>
       <w:r>
-        <w:t>The scoreboard (45 experiments, by outcome)</w:t>
+        <w:t>The scoreboard (46 experiments, by outcome)</w:t>
       </w:r>
     </w:p>
     <w:p>
@@ -372,7 +372,49 @@
         <w:rPr>
           <w:b w:val="0"/>
         </w:rPr>
-        <w:t xml:space="preserve">  forward paper-track to let the *live* OOS curve adjudicate.</w:t>
+        <w:t xml:space="preserve">  forward paper-track to let the *live* OOS curve adjudicate. </w:t>
+      </w:r>
+      <w:r>
+        <w:rPr>
+          <w:b/>
+        </w:rPr>
+        <w:t>Now SURVIVORSHIP-STAMPED (Case 46):</w:t>
+      </w:r>
+    </w:p>
+    <w:p>
+      <w:r>
+        <w:rPr>
+          <w:b w:val="0"/>
+        </w:rPr>
+        <w:t xml:space="preserve">  re-run on a point-in-time large-cap universe (195 survivors + 32 representative delistings, SIP feed,</w:t>
+      </w:r>
+    </w:p>
+    <w:p>
+      <w:r>
+        <w:rPr>
+          <w:b w:val="0"/>
+        </w:rPr>
+        <w:t xml:space="preserve">  via a new delisting-aware walk-forward), the WF is </w:t>
+      </w:r>
+      <w:r>
+        <w:rPr>
+          <w:b/>
+        </w:rPr>
+        <w:t>+0.83 → +0.93</w:t>
+      </w:r>
+      <w:r>
+        <w:rPr>
+          <w:b w:val="0"/>
+        </w:rPr>
+        <w:t xml:space="preserve"> — robust, not inflated. The same</w:t>
+      </w:r>
+    </w:p>
+    <w:p>
+      <w:r>
+        <w:rPr>
+          <w:b w:val="0"/>
+        </w:rPr>
+        <w:t xml:space="preserve">  test that demoted value and right-sized momentum *clears the deployed edge.*</w:t>
       </w:r>
     </w:p>
     <w:p>

--- a/docs/FINDINGS.docx
+++ b/docs/FINDINGS.docx
@@ -54,7 +54,7 @@
         <w:rPr>
           <w:b/>
         </w:rPr>
-        <w:t>46 distinct edge experiments</w:t>
+        <w:t>47 distinct edge experiments</w:t>
       </w:r>
       <w:r>
         <w:rPr>
@@ -311,7 +311,7 @@
         <w:pStyle w:val="Heading2"/>
       </w:pPr>
       <w:r>
-        <w:t>The scoreboard (46 experiments, by outcome)</w:t>
+        <w:t>The scoreboard (47 experiments, by outcome)</w:t>
       </w:r>
     </w:p>
     <w:p>
@@ -422,13 +422,13 @@
         <w:rPr>
           <w:b/>
         </w:rPr>
-        <w:t>🚀 Now on a forward paper-track (as of this session):</w:t>
+        <w:t>🚀 On a forward paper-track (sized tiny, low expectations):</w:t>
       </w:r>
       <w:r>
         <w:rPr>
           <w:b w:val="0"/>
         </w:rPr>
-        <w:t xml:space="preserve"> the borrow-free **long/index-hedged momentum</w:t>
+        <w:t xml:space="preserve"> the borrow-free **long/index-hedged</w:t>
       </w:r>
     </w:p>
     <w:p>
@@ -436,7 +436,19 @@
         <w:rPr>
           <w:b w:val="0"/>
         </w:rPr>
-        <w:t>sleeve** (`deploy_momentum_paper.py` + `alpca/live/momentum_portfolio.py`) is wired into the daily</w:t>
+        <w:t>momentum sleeve</w:t>
+      </w:r>
+      <w:r>
+        <w:rPr>
+          <w:b/>
+        </w:rPr>
+        <w:t xml:space="preserve"> is wired into the daily `com.alpca.forwardtrack` job alongside the pairs basket. </w:t>
+      </w:r>
+      <w:r>
+        <w:rPr>
+          <w:b w:val="0"/>
+        </w:rPr>
+        <w:t>But</w:t>
       </w:r>
     </w:p>
     <w:p>
@@ -444,7 +456,7 @@
         <w:rPr>
           <w:b w:val="0"/>
         </w:rPr>
-        <w:t>`com.alpca.forwardtrack` job alongside the pairs basket — mark prior book → log sized target →</w:t>
+        <w:t>the honest two-sleeve combiner (Case 47) shows it does NOT help:** done apples-to-apples (walk-forward</w:t>
       </w:r>
     </w:p>
     <w:p>
@@ -452,7 +464,19 @@
         <w:rPr>
           <w:b w:val="0"/>
         </w:rPr>
-        <w:t>accumulate a live OOS curve, sized tiny on the honest ~0.23 Sharpe. The two sleeves are uncorrelated</w:t>
+        <w:t xml:space="preserve">pairs OOS + same-date momentum), the momentum sleeve is </w:t>
+      </w:r>
+      <w:r>
+        <w:rPr>
+          <w:b/>
+        </w:rPr>
+        <w:t>negative over 2022–2026</w:t>
+      </w:r>
+      <w:r>
+        <w:rPr>
+          <w:b w:val="0"/>
+        </w:rPr>
+        <w:t xml:space="preserve"> (its ~0.21 was carried</w:t>
       </w:r>
     </w:p>
     <w:p>
@@ -460,7 +484,19 @@
         <w:rPr>
           <w:b w:val="0"/>
         </w:rPr>
-        <w:t>(ρ=−0.03), so this is a genuine two-sleeve forward experiment. The live curve, not the backtest, now</w:t>
+        <w:t>by 2021, which the pairs WF excludes), so the inverse-vol combined book (</w:t>
+      </w:r>
+      <w:r>
+        <w:rPr>
+          <w:b/>
+        </w:rPr>
+        <w:t>0.47</w:t>
+      </w:r>
+      <w:r>
+        <w:rPr>
+          <w:b w:val="0"/>
+        </w:rPr>
+        <w:t>) is *below* pairs-alone</w:t>
       </w:r>
     </w:p>
     <w:p>
@@ -468,7 +504,39 @@
         <w:rPr>
           <w:b w:val="0"/>
         </w:rPr>
-        <w:t>adjudicates — exactly the right next step for a modest, survivorship/borrow-honest candidate.</w:t>
+        <w:t>(</w:t>
+      </w:r>
+      <w:r>
+        <w:rPr>
+          <w:b/>
+        </w:rPr>
+        <w:t>0.83</w:t>
+      </w:r>
+      <w:r>
+        <w:rPr>
+          <w:b w:val="0"/>
+        </w:rPr>
+        <w:t xml:space="preserve">). ρ≈0 doesn't save a negative leg. </w:t>
+      </w:r>
+      <w:r>
+        <w:rPr>
+          <w:b/>
+        </w:rPr>
+        <w:t>Deploy the pairs basket alone;</w:t>
+      </w:r>
+      <w:r>
+        <w:rPr>
+          <w:b w:val="0"/>
+        </w:rPr>
+        <w:t xml:space="preserve"> the forward track runs</w:t>
+      </w:r>
+    </w:p>
+    <w:p>
+      <w:r>
+        <w:rPr>
+          <w:b w:val="0"/>
+        </w:rPr>
+        <w:t>only to let live reality confirm or refute, sized tiny. The combiner stays edge-supply-limited.</w:t>
       </w:r>
     </w:p>
     <w:p>
@@ -621,7 +689,19 @@
         <w:rPr>
           <w:b w:val="0"/>
         </w:rPr>
-        <w:t xml:space="preserve">  a credible weak second leg for the combiner, pending a forward track.** The arc is itself the lesson: a</w:t>
+        <w:t xml:space="preserve">  a credible weak second leg for the combiner, pending a forward track.</w:t>
+      </w:r>
+      <w:r>
+        <w:rPr>
+          <w:b/>
+        </w:rPr>
+        <w:t xml:space="preserve"> </w:t>
+      </w:r>
+      <w:r>
+        <w:rPr>
+          <w:b w:val="0"/>
+        </w:rPr>
+        <w:t>Update (Case 47):** the</w:t>
       </w:r>
     </w:p>
     <w:p>
@@ -629,7 +709,7 @@
         <w:rPr>
           <w:b w:val="0"/>
         </w:rPr>
-        <w:t xml:space="preserve">  cherry-picked survivorship "fix" was a bias in the opposite direction; only the full outcome-blind PIT</w:t>
+        <w:t xml:space="preserve">  *deployable* borrow-free long/index-hedge form is **negative over the pairs walk-forward's OOS window</w:t>
       </w:r>
     </w:p>
     <w:p>
@@ -637,7 +717,57 @@
         <w:rPr>
           <w:b w:val="0"/>
         </w:rPr>
-        <w:t xml:space="preserve">  universe gave the honest number. Still one validated+deployed edge (pairs).</w:t>
+        <w:t xml:space="preserve">  (2022–2026)** — its ~0.2 was carried by 2021 — so the honest two-sleeve combiner *dilutes* (0.47 &lt;</w:t>
+      </w:r>
+    </w:p>
+    <w:p>
+      <w:r>
+        <w:rPr>
+          <w:b w:val="0"/>
+        </w:rPr>
+        <w:t xml:space="preserve">  pairs-alone 0.83). The ~0.4 is the full-period borrow-aware L/S; it does </w:t>
+      </w:r>
+      <w:r>
+        <w:rPr>
+          <w:b/>
+        </w:rPr>
+        <w:t>not</w:t>
+      </w:r>
+      <w:r>
+        <w:rPr>
+          <w:b w:val="0"/>
+        </w:rPr>
+        <w:t xml:space="preserve"> translate into a</w:t>
+      </w:r>
+    </w:p>
+    <w:p>
+      <w:r>
+        <w:rPr>
+          <w:b w:val="0"/>
+        </w:rPr>
+        <w:t xml:space="preserve">  deployable, positive-over-the-relevant-window sleeve. The arc is itself the lesson: a cherry-picked</w:t>
+      </w:r>
+    </w:p>
+    <w:p>
+      <w:r>
+        <w:rPr>
+          <w:b w:val="0"/>
+        </w:rPr>
+        <w:t xml:space="preserve">  survivorship "fix" was a bias in the opposite direction; only the full outcome-blind PIT universe gave</w:t>
+      </w:r>
+    </w:p>
+    <w:p>
+      <w:r>
+        <w:rPr>
+          <w:b w:val="0"/>
+        </w:rPr>
+        <w:t xml:space="preserve">  the honest number. </w:t>
+      </w:r>
+      <w:r>
+        <w:rPr>
+          <w:b/>
+        </w:rPr>
+        <w:t>Still one validated+deployed edge (pairs); no positive second leg yet.</w:t>
       </w:r>
     </w:p>
     <w:p>

--- a/docs/FINDINGS.docx
+++ b/docs/FINDINGS.docx
@@ -54,7 +54,7 @@
         <w:rPr>
           <w:b/>
         </w:rPr>
-        <w:t>47 distinct edge experiments</w:t>
+        <w:t>48 distinct edge experiments</w:t>
       </w:r>
       <w:r>
         <w:rPr>
@@ -68,19 +68,7 @@
         <w:rPr>
           <w:b w:val="0"/>
         </w:rPr>
-        <w:t xml:space="preserve">fundamental, run both by hand and by an AI research loop — </w:t>
-      </w:r>
-      <w:r>
-        <w:rPr>
-          <w:b/>
-        </w:rPr>
-        <w:t>one edge is validated and deployed</w:t>
-      </w:r>
-      <w:r>
-        <w:rPr>
-          <w:b w:val="0"/>
-        </w:rPr>
-        <w:t xml:space="preserve"> (a</w:t>
+        <w:t>fundamental, run both by hand and by an AI research loop — **exactly one edge is validated, deployed, and</w:t>
       </w:r>
     </w:p>
     <w:p>
@@ -88,7 +76,19 @@
         <w:rPr>
           <w:b w:val="0"/>
         </w:rPr>
-        <w:t>cointegrated-pairs market-neutral basket) **and a modest second-edge candidate has emerged on mid-caps:</w:t>
+        <w:t>now survivorship-stamped</w:t>
+      </w:r>
+      <w:r>
+        <w:rPr>
+          <w:b/>
+        </w:rPr>
+        <w:t>: a cointegrated-pairs market-neutral basket (</w:t>
+      </w:r>
+      <w:r>
+        <w:rPr>
+          <w:b w:val="0"/>
+        </w:rPr>
+        <w:t>WF ~0.83**, −4% DD, top-10 + 5%</w:t>
       </w:r>
     </w:p>
     <w:p>
@@ -96,7 +96,7 @@
         <w:rPr>
           <w:b w:val="0"/>
         </w:rPr>
-        <w:t>vol-managed momentum (~0.4 Sharpe), uncorrelated with the pairs basket.** The arc that got there is the</w:t>
+        <w:t>ADF; the earlier "0.29" was an over-diversified basket that diluted the edge). Re-run this session on a</w:t>
       </w:r>
     </w:p>
     <w:p>
@@ -104,7 +104,19 @@
         <w:rPr>
           <w:b w:val="0"/>
         </w:rPr>
-        <w:t>methodology in miniature: value and momentum both *appeared* to generalize on mid-caps (ρ = −0.03 vs the</w:t>
+        <w:t xml:space="preserve">point-in-time large-cap universe via a new delisting-aware walk-forward, it holds at </w:t>
+      </w:r>
+      <w:r>
+        <w:rPr>
+          <w:b/>
+        </w:rPr>
+        <w:t>+0.83 → +0.93</w:t>
+      </w:r>
+      <w:r>
+        <w:rPr>
+          <w:b w:val="0"/>
+        </w:rPr>
+        <w:t xml:space="preserve"> —</w:t>
       </w:r>
     </w:p>
     <w:p>
@@ -112,7 +124,13 @@
         <w:rPr>
           <w:b w:val="0"/>
         </w:rPr>
-        <w:t>pairs basket, gate #1 passed); a survivorship re-test with ~50 *cherry-picked bankrupt* value-traps</w:t>
+        <w:t xml:space="preserve">the same survivorship test that demoted other candidates *clears* it. </w:t>
+      </w:r>
+      <w:r>
+        <w:rPr>
+          <w:b/>
+        </w:rPr>
+        <w:t>No second leg has survived.</w:t>
       </w:r>
     </w:p>
     <w:p>
@@ -120,7 +138,7 @@
         <w:rPr>
           <w:b w:val="0"/>
         </w:rPr>
-        <w:t>*looked* like it flipped value→momentum and lifted momentum to 1.35 — but rebuilding on the **full,</w:t>
+        <w:t>The second-leg hunt is the methodology in miniature, and every candidate failed a *different* honest</w:t>
       </w:r>
     </w:p>
     <w:p>
@@ -128,7 +146,31 @@
         <w:rPr>
           <w:b w:val="0"/>
         </w:rPr>
-        <w:t>outcome-blind point-in-time universe** (all 1,707 Alpaca delistings, SIP feed; representative mid-cap</w:t>
+        <w:t xml:space="preserve">gate: mid-cap </w:t>
+      </w:r>
+      <w:r>
+        <w:rPr>
+          <w:b/>
+        </w:rPr>
+        <w:t>value</w:t>
+      </w:r>
+      <w:r>
+        <w:rPr>
+          <w:b w:val="0"/>
+        </w:rPr>
+        <w:t xml:space="preserve"> is a survivorship artifact (Case 43); mid-cap </w:t>
+      </w:r>
+      <w:r>
+        <w:rPr>
+          <w:b/>
+        </w:rPr>
+        <w:t>momentum</w:t>
+      </w:r>
+      <w:r>
+        <w:rPr>
+          <w:b w:val="0"/>
+        </w:rPr>
+        <w:t xml:space="preserve"> looked like a ~0.4</w:t>
       </w:r>
     </w:p>
     <w:p>
@@ -136,31 +178,19 @@
         <w:rPr>
           <w:b w:val="0"/>
         </w:rPr>
-        <w:t xml:space="preserve">delistings are mostly </w:t>
+        <w:t xml:space="preserve">edge but its deployable borrow-free form is </w:t>
       </w:r>
       <w:r>
         <w:rPr>
           <w:b/>
         </w:rPr>
-        <w:t>acquisitions, not bankruptcies</w:t>
+        <w:t>negative over the forward window</w:t>
       </w:r>
       <w:r>
         <w:rPr>
           <w:b w:val="0"/>
         </w:rPr>
-        <w:t xml:space="preserve">) </w:t>
-      </w:r>
-      <w:r>
-        <w:rPr>
-          <w:b/>
-        </w:rPr>
-        <w:t>collapsed that 1.1+ to ~0.4</w:t>
-      </w:r>
-      <w:r>
-        <w:rPr>
-          <w:b w:val="0"/>
-        </w:rPr>
-        <w:t xml:space="preserve"> (≈0.43 gross, ≈0.30 after adverse-selection borrow, ≈0.23 as a borrow-free long/index-hedged sleeve). A real</w:t>
+        <w:t xml:space="preserve"> (carried by 2021) — the</w:t>
       </w:r>
     </w:p>
     <w:p>
@@ -168,7 +198,19 @@
         <w:rPr>
           <w:b w:val="0"/>
         </w:rPr>
-        <w:t>but modest momentum edge — the cherry-picked "fix" had itself been a bias in the opposite direction.</w:t>
+        <w:t xml:space="preserve">honest combiner *dilutes* (Case 47); </w:t>
+      </w:r>
+      <w:r>
+        <w:rPr>
+          <w:b/>
+        </w:rPr>
+        <w:t>cross-sectional seasonality</w:t>
+      </w:r>
+      <w:r>
+        <w:rPr>
+          <w:b w:val="0"/>
+        </w:rPr>
+        <w:t xml:space="preserve"> is uncorrelated and looked positive,</w:t>
       </w:r>
     </w:p>
     <w:p>
@@ -176,7 +218,19 @@
         <w:rPr>
           <w:b w:val="0"/>
         </w:rPr>
-        <w:t>Pending a forward paper-track. Separately, the pairs basket was re-measured and *corrected* this</w:t>
+        <w:t xml:space="preserve">but is regime-unstable (negative 2025–26) and its combiner "lift" was a </w:t>
+      </w:r>
+      <w:r>
+        <w:rPr>
+          <w:b/>
+        </w:rPr>
+        <w:t>partial-2026 artifact</w:t>
+      </w:r>
+      <w:r>
+        <w:rPr>
+          <w:b w:val="0"/>
+        </w:rPr>
+        <w:t xml:space="preserve"> (Case</w:t>
       </w:r>
     </w:p>
     <w:p>
@@ -184,25 +238,7 @@
         <w:rPr>
           <w:b w:val="0"/>
         </w:rPr>
-        <w:t xml:space="preserve">session, its honest walk-forward Sharpe is </w:t>
-      </w:r>
-      <w:r>
-        <w:rPr>
-          <w:b/>
-        </w:rPr>
-        <w:t>~0.83</w:t>
-      </w:r>
-      <w:r>
-        <w:rPr>
-          <w:b w:val="0"/>
-        </w:rPr>
-        <w:t xml:space="preserve"> at the concentrated </w:t>
-      </w:r>
-      <w:r>
-        <w:rPr>
-          <w:b/>
-        </w:rPr>
-        <w:t>top-10 + 5% ADF screen</w:t>
+        <w:t>48). The binding constraint is unchanged and now crisply defined: **a leg that is positive over 2022→ AND</w:t>
       </w:r>
     </w:p>
     <w:p>
@@ -210,7 +246,7 @@
         <w:rPr>
           <w:b w:val="0"/>
         </w:rPr>
-        <w:t>(−4% drawdown) — far better than the misleading "0.29" of an over-diversified top-24 basket that</w:t>
+        <w:t>uncorrelated with pairs AND robust across years.** None found yet. A pairs+momentum forward track runs</w:t>
       </w:r>
     </w:p>
     <w:p>
@@ -218,39 +254,7 @@
         <w:rPr>
           <w:b w:val="0"/>
         </w:rPr>
-        <w:t>diluted the edge into weak pairs. It is deployed on a shadow forward paper-track. **Until this session,</w:t>
-      </w:r>
-    </w:p>
-    <w:p>
-      <w:r>
-        <w:rPr>
-          <w:b w:val="0"/>
-        </w:rPr>
-        <w:t>no other candidate survived** — but moving off large-caps (where the literature says the premia don't</w:t>
-      </w:r>
-    </w:p>
-    <w:p>
-      <w:r>
-        <w:rPr>
-          <w:b w:val="0"/>
-        </w:rPr>
-        <w:t>live) and onto a fresh ~289-name mid-cap universe finally surfaced a second one: a **value +</w:t>
-      </w:r>
-    </w:p>
-    <w:p>
-      <w:r>
-        <w:rPr>
-          <w:b w:val="0"/>
-        </w:rPr>
-        <w:t>vol-managed-momentum** blend that generalizes out-of-universe and is regime-robust (5/6 years), pending</w:t>
-      </w:r>
-    </w:p>
-    <w:p>
-      <w:r>
-        <w:rPr>
-          <w:b w:val="0"/>
-        </w:rPr>
-        <w:t>two confirmations before deployment.</w:t>
+        <w:t>live (sized tiny) to let reality speak, but expectations are honestly low.</w:t>
       </w:r>
     </w:p>
     <w:p>
@@ -311,7 +315,7 @@
         <w:pStyle w:val="Heading2"/>
       </w:pPr>
       <w:r>
-        <w:t>The scoreboard (47 experiments, by outcome)</w:t>
+        <w:t>The scoreboard (48 experiments, by outcome)</w:t>
       </w:r>
     </w:p>
     <w:p>
@@ -1054,6 +1058,31 @@
           <w:b w:val="0"/>
         </w:rPr>
         <w:t xml:space="preserve"> — +5/6 years, cost-free in-universe, but fresh-symbol holdout −0.47.</w:t>
+      </w:r>
+    </w:p>
+    <w:p>
+      <w:r>
+        <w:rPr>
+          <w:b/>
+        </w:rPr>
+        <w:t>❌ Rejected — real + uncorrelated but not robust (1):</w:t>
+      </w:r>
+    </w:p>
+    <w:p>
+      <w:pPr>
+        <w:pStyle w:val="ListBullet"/>
+      </w:pPr>
+      <w:r>
+        <w:rPr>
+          <w:b/>
+        </w:rPr>
+        <w:t>Cross-sectional calendar seasonality (Heston-Sadka, Case 48)</w:t>
+      </w:r>
+      <w:r>
+        <w:rPr>
+          <w:b w:val="0"/>
+        </w:rPr>
+        <w:t xml:space="preserve"> — mid-cap same-month signal is uncorrelated with pairs (ρ=0.06) and looked positive over the OOS window (+0.35), but per-year it's +2023/+2024 then −2025/−2026; the combiner lift (0.83→0.88) was a partial-2026 artifact that *reverses* to a dilution once 2026 is excluded. 5yr is too little history for a calendar premium.</w:t>
       </w:r>
     </w:p>
     <w:p>

--- a/docs/FINDINGS.docx
+++ b/docs/FINDINGS.docx
@@ -54,7 +54,7 @@
         <w:rPr>
           <w:b/>
         </w:rPr>
-        <w:t>48 distinct edge experiments</w:t>
+        <w:t>49 distinct edge experiments</w:t>
       </w:r>
       <w:r>
         <w:rPr>
@@ -124,13 +124,7 @@
         <w:rPr>
           <w:b w:val="0"/>
         </w:rPr>
-        <w:t xml:space="preserve">the same survivorship test that demoted other candidates *clears* it. </w:t>
-      </w:r>
-      <w:r>
-        <w:rPr>
-          <w:b/>
-        </w:rPr>
-        <w:t>No second leg has survived.</w:t>
+        <w:t>the same survivorship test that demoted other candidates *clears* it. **And after a long hunt, a second</w:t>
       </w:r>
     </w:p>
     <w:p>
@@ -138,7 +132,7 @@
         <w:rPr>
           <w:b w:val="0"/>
         </w:rPr>
-        <w:t>The second-leg hunt is the methodology in miniature, and every candidate failed a *different* honest</w:t>
+        <w:t>leg has finally cleared every gate: short-volatility / VRP (Case 49)** — uncorrelated (ρ=0.04), positive</w:t>
       </w:r>
     </w:p>
     <w:p>
@@ -146,31 +140,19 @@
         <w:rPr>
           <w:b w:val="0"/>
         </w:rPr>
-        <w:t xml:space="preserve">gate: mid-cap </w:t>
+        <w:t xml:space="preserve">6/6 years, robust, and it *lifts* the combined book to </w:t>
       </w:r>
       <w:r>
         <w:rPr>
           <w:b/>
         </w:rPr>
-        <w:t>value</w:t>
+        <w:t>1.08 (DSR 0.90)</w:t>
       </w:r>
       <w:r>
         <w:rPr>
           <w:b w:val="0"/>
         </w:rPr>
-        <w:t xml:space="preserve"> is a survivorship artifact (Case 43); mid-cap </w:t>
-      </w:r>
-      <w:r>
-        <w:rPr>
-          <w:b/>
-        </w:rPr>
-        <w:t>momentum</w:t>
-      </w:r>
-      <w:r>
-        <w:rPr>
-          <w:b w:val="0"/>
-        </w:rPr>
-        <w:t xml:space="preserve"> looked like a ~0.4</w:t>
+        <w:t xml:space="preserve"> with the drawdown unchanged at</w:t>
       </w:r>
     </w:p>
     <w:p>
@@ -178,19 +160,7 @@
         <w:rPr>
           <w:b w:val="0"/>
         </w:rPr>
-        <w:t xml:space="preserve">edge but its deployable borrow-free form is </w:t>
-      </w:r>
-      <w:r>
-        <w:rPr>
-          <w:b/>
-        </w:rPr>
-        <w:t>negative over the forward window</w:t>
-      </w:r>
-      <w:r>
-        <w:rPr>
-          <w:b w:val="0"/>
-        </w:rPr>
-        <w:t xml:space="preserve"> (carried by 2021) — the</w:t>
+        <w:t>small (12%) size. Its asterisk is large and non-negotiable (an un-sampled catastrophic tail), so it</w:t>
       </w:r>
     </w:p>
     <w:p>
@@ -198,19 +168,7 @@
         <w:rPr>
           <w:b w:val="0"/>
         </w:rPr>
-        <w:t xml:space="preserve">honest combiner *dilutes* (Case 47); </w:t>
-      </w:r>
-      <w:r>
-        <w:rPr>
-          <w:b/>
-        </w:rPr>
-        <w:t>cross-sectional seasonality</w:t>
-      </w:r>
-      <w:r>
-        <w:rPr>
-          <w:b w:val="0"/>
-        </w:rPr>
-        <w:t xml:space="preserve"> is uncorrelated and looked positive,</w:t>
+        <w:t>deploys only tiny with tail management — but it is the first candidate that genuinely diversifies.</w:t>
       </w:r>
     </w:p>
     <w:p>
@@ -218,19 +176,7 @@
         <w:rPr>
           <w:b w:val="0"/>
         </w:rPr>
-        <w:t xml:space="preserve">but is regime-unstable (negative 2025–26) and its combiner "lift" was a </w:t>
-      </w:r>
-      <w:r>
-        <w:rPr>
-          <w:b/>
-        </w:rPr>
-        <w:t>partial-2026 artifact</w:t>
-      </w:r>
-      <w:r>
-        <w:rPr>
-          <w:b w:val="0"/>
-        </w:rPr>
-        <w:t xml:space="preserve"> (Case</w:t>
+        <w:t>The hunt that got there is the methodology in miniature — every *other* candidate failed a *different*</w:t>
       </w:r>
     </w:p>
     <w:p>
@@ -238,7 +184,31 @@
         <w:rPr>
           <w:b w:val="0"/>
         </w:rPr>
-        <w:t>48). The binding constraint is unchanged and now crisply defined: **a leg that is positive over 2022→ AND</w:t>
+        <w:t xml:space="preserve">honest gate: mid-cap </w:t>
+      </w:r>
+      <w:r>
+        <w:rPr>
+          <w:b/>
+        </w:rPr>
+        <w:t>value</w:t>
+      </w:r>
+      <w:r>
+        <w:rPr>
+          <w:b w:val="0"/>
+        </w:rPr>
+        <w:t xml:space="preserve"> is a survivorship artifact (Case 43); mid-cap </w:t>
+      </w:r>
+      <w:r>
+        <w:rPr>
+          <w:b/>
+        </w:rPr>
+        <w:t>momentum</w:t>
+      </w:r>
+      <w:r>
+        <w:rPr>
+          <w:b w:val="0"/>
+        </w:rPr>
+        <w:t xml:space="preserve"> looked like a</w:t>
       </w:r>
     </w:p>
     <w:p>
@@ -246,7 +216,19 @@
         <w:rPr>
           <w:b w:val="0"/>
         </w:rPr>
-        <w:t>uncorrelated with pairs AND robust across years.** None found yet. A pairs+momentum forward track runs</w:t>
+        <w:t xml:space="preserve">~0.4 edge but its deployable form is </w:t>
+      </w:r>
+      <w:r>
+        <w:rPr>
+          <w:b/>
+        </w:rPr>
+        <w:t>negative over the forward window</w:t>
+      </w:r>
+      <w:r>
+        <w:rPr>
+          <w:b w:val="0"/>
+        </w:rPr>
+        <w:t xml:space="preserve"> (carried by 2021) → the honest</w:t>
       </w:r>
     </w:p>
     <w:p>
@@ -254,7 +236,19 @@
         <w:rPr>
           <w:b w:val="0"/>
         </w:rPr>
-        <w:t>live (sized tiny) to let reality speak, but expectations are honestly low.</w:t>
+        <w:t xml:space="preserve">combiner *dilutes* (Case 47); </w:t>
+      </w:r>
+      <w:r>
+        <w:rPr>
+          <w:b/>
+        </w:rPr>
+        <w:t>cross-sectional seasonality</w:t>
+      </w:r>
+      <w:r>
+        <w:rPr>
+          <w:b w:val="0"/>
+        </w:rPr>
+        <w:t xml:space="preserve"> is uncorrelated but regime-unstable, its</w:t>
       </w:r>
     </w:p>
     <w:p>
@@ -262,7 +256,19 @@
         <w:rPr>
           <w:b w:val="0"/>
         </w:rPr>
-        <w:t>That is not a failure of the project — it *is* the project. The deliverable is a harness whose job is</w:t>
+        <w:t xml:space="preserve">"lift" a </w:t>
+      </w:r>
+      <w:r>
+        <w:rPr>
+          <w:b/>
+        </w:rPr>
+        <w:t>partial-2026 artifact</w:t>
+      </w:r>
+      <w:r>
+        <w:rPr>
+          <w:b w:val="0"/>
+        </w:rPr>
+        <w:t xml:space="preserve"> (Case 48). The constraint that finally cracked: **positive over 2022→</w:t>
       </w:r>
     </w:p>
     <w:p>
@@ -270,19 +276,7 @@
         <w:rPr>
           <w:b w:val="0"/>
         </w:rPr>
-        <w:t xml:space="preserve">to </w:t>
-      </w:r>
-      <w:r>
-        <w:rPr>
-          <w:b/>
-        </w:rPr>
-        <w:t>reject</w:t>
-      </w:r>
-      <w:r>
-        <w:rPr>
-          <w:b w:val="0"/>
-        </w:rPr>
-        <w:t xml:space="preserve"> edges that don't generalize, and it has done so relentlessly, including against several</w:t>
+        <w:t>AND uncorrelated with pairs AND robust across years** — short-vol clears it, on a different risk axis</w:t>
       </w:r>
     </w:p>
     <w:p>
@@ -290,7 +284,7 @@
         <w:rPr>
           <w:b w:val="0"/>
         </w:rPr>
-        <w:t>candidates that looked excellent in-sample. Sized to Kelly, a ~0.83 market-neutral sleeve with −4% DD</w:t>
+        <w:t>(selling volatility) than anything else tried. A forward track now runs pairs + momentum + short-vol,</w:t>
       </w:r>
     </w:p>
     <w:p>
@@ -298,7 +292,7 @@
         <w:rPr>
           <w:b w:val="0"/>
         </w:rPr>
-        <w:t>is a genuinely useful core; the lever for *more* is additional uncorrelated surviving legs — and the</w:t>
+        <w:t>each sized to its honest conviction.</w:t>
       </w:r>
     </w:p>
     <w:p>
@@ -306,7 +300,59 @@
         <w:rPr>
           <w:b w:val="0"/>
         </w:rPr>
-        <w:t>mid-cap blend is the first credible one.</w:t>
+        <w:t>That is not a failure of the project — it *is* the project. The deliverable is a harness whose job is</w:t>
+      </w:r>
+    </w:p>
+    <w:p>
+      <w:r>
+        <w:rPr>
+          <w:b w:val="0"/>
+        </w:rPr>
+        <w:t xml:space="preserve">to </w:t>
+      </w:r>
+      <w:r>
+        <w:rPr>
+          <w:b/>
+        </w:rPr>
+        <w:t>reject</w:t>
+      </w:r>
+      <w:r>
+        <w:rPr>
+          <w:b w:val="0"/>
+        </w:rPr>
+        <w:t xml:space="preserve"> edges that don't generalize, and it has done so relentlessly, including against several</w:t>
+      </w:r>
+    </w:p>
+    <w:p>
+      <w:r>
+        <w:rPr>
+          <w:b w:val="0"/>
+        </w:rPr>
+        <w:t>candidates that looked excellent in-sample. Sized to Kelly, a ~0.83 market-neutral sleeve with −4% DD</w:t>
+      </w:r>
+    </w:p>
+    <w:p>
+      <w:r>
+        <w:rPr>
+          <w:b w:val="0"/>
+        </w:rPr>
+        <w:t>is a genuinely useful core; the lever for *more* is additional uncorrelated surviving legs — and after</w:t>
+      </w:r>
+    </w:p>
+    <w:p>
+      <w:r>
+        <w:rPr>
+          <w:b w:val="0"/>
+        </w:rPr>
+        <w:t>rejecting value, momentum, and seasonality, **short-vol is the first to actually clear the bar and lift</w:t>
+      </w:r>
+    </w:p>
+    <w:p>
+      <w:r>
+        <w:rPr>
+          <w:b w:val="0"/>
+        </w:rPr>
+        <w:t>the book** (with its tail risk respected, not hidden).</w:t>
       </w:r>
     </w:p>
     <w:p/>
@@ -315,7 +361,7 @@
         <w:pStyle w:val="Heading2"/>
       </w:pPr>
       <w:r>
-        <w:t>The scoreboard (48 experiments, by outcome)</w:t>
+        <w:t>The scoreboard (49 experiments, by outcome)</w:t>
       </w:r>
     </w:p>
     <w:p>
@@ -419,6 +465,146 @@
           <w:b w:val="0"/>
         </w:rPr>
         <w:t xml:space="preserve">  test that demoted value and right-sized momentum *clears the deployed edge.*</w:t>
+      </w:r>
+    </w:p>
+    <w:p>
+      <w:r>
+        <w:rPr>
+          <w:b/>
+        </w:rPr>
+        <w:t>🟢 First second leg that LIFTS the book — short-volatility / VRP (Case 49):</w:t>
+      </w:r>
+      <w:r>
+        <w:rPr>
+          <w:b w:val="0"/>
+        </w:rPr>
+        <w:t xml:space="preserve"> the borrow-free</w:t>
+      </w:r>
+    </w:p>
+    <w:p>
+      <w:r>
+        <w:rPr>
+          <w:b/>
+        </w:rPr>
+        <w:t>long-SVXY</w:t>
+      </w:r>
+      <w:r>
+        <w:rPr>
+          <w:b w:val="0"/>
+        </w:rPr>
+        <w:t xml:space="preserve"> sleeve (variance-risk-premium harvest) is the first candidate to clear *every* gate that</w:t>
+      </w:r>
+    </w:p>
+    <w:p>
+      <w:r>
+        <w:rPr>
+          <w:b w:val="0"/>
+        </w:rPr>
+        <w:t xml:space="preserve">killed the others — positive </w:t>
+      </w:r>
+      <w:r>
+        <w:rPr>
+          <w:b/>
+        </w:rPr>
+        <w:t>6/6 years</w:t>
+      </w:r>
+      <w:r>
+        <w:rPr>
+          <w:b w:val="0"/>
+        </w:rPr>
+        <w:t xml:space="preserve"> (even 2022), uncorrelated with pairs (</w:t>
+      </w:r>
+      <w:r>
+        <w:rPr>
+          <w:b/>
+        </w:rPr>
+        <w:t>ρ=0.04</w:t>
+      </w:r>
+      <w:r>
+        <w:rPr>
+          <w:b w:val="0"/>
+        </w:rPr>
+        <w:t>, tail ρ=0.12),</w:t>
+      </w:r>
+    </w:p>
+    <w:p>
+      <w:r>
+        <w:rPr>
+          <w:b w:val="0"/>
+        </w:rPr>
+        <w:t>robust (survives ex-2026 and 3/4 leave-one-year-out), and it **actually lifts the combiner: 0.83 → 1.08,</w:t>
+      </w:r>
+    </w:p>
+    <w:p>
+      <w:r>
+        <w:rPr>
+          <w:b w:val="0"/>
+        </w:rPr>
+        <w:t>DSR 0.90</w:t>
+      </w:r>
+      <w:r>
+        <w:rPr>
+          <w:b/>
+        </w:rPr>
+        <w:t xml:space="preserve"> (the only candidate to clear the strict 0.9 DSR), with the combined drawdown </w:t>
+      </w:r>
+      <w:r>
+        <w:rPr>
+          <w:b w:val="0"/>
+        </w:rPr>
+        <w:t>unchanged at</w:t>
+      </w:r>
+    </w:p>
+    <w:p>
+      <w:r>
+        <w:rPr>
+          <w:b w:val="0"/>
+        </w:rPr>
+        <w:t>−5.5%</w:t>
+      </w:r>
+      <w:r>
+        <w:rPr>
+          <w:b/>
+        </w:rPr>
+        <w:t xml:space="preserve"> because inverse-vol sizes it to just 12%. </w:t>
+      </w:r>
+      <w:r>
+        <w:rPr>
+          <w:b w:val="0"/>
+        </w:rPr>
+        <w:t>The asterisk is non-negotiable:** short-vol is</w:t>
+      </w:r>
+    </w:p>
+    <w:p>
+      <w:r>
+        <w:rPr>
+          <w:b w:val="0"/>
+        </w:rPr>
+        <w:t>*negatively skewed with an un-sampled catastrophic tail* (maxDD −46% standalone; 2021–2026 had no</w:t>
+      </w:r>
+    </w:p>
+    <w:p>
+      <w:r>
+        <w:rPr>
+          <w:b w:val="0"/>
+        </w:rPr>
+        <w:t>volmageddon), so the metrics *understate* the risk — a vol spike is the known failure mode. **Honest</w:t>
+      </w:r>
+    </w:p>
+    <w:p>
+      <w:r>
+        <w:rPr>
+          <w:b w:val="0"/>
+        </w:rPr>
+        <w:t>position: a real diversifying leg, deployable only at small (~12%) size with explicit tail management.**</w:t>
+      </w:r>
+    </w:p>
+    <w:p>
+      <w:r>
+        <w:rPr>
+          <w:b w:val="0"/>
+        </w:rPr>
+        <w:t>Going on the forward paper-track alongside pairs + momentum, sized tiny, eyes open.</w:t>
       </w:r>
     </w:p>
     <w:p>

--- a/docs/FINDINGS.docx
+++ b/docs/FINDINGS.docx
@@ -54,7 +54,7 @@
         <w:rPr>
           <w:b/>
         </w:rPr>
-        <w:t>49 distinct edge experiments</w:t>
+        <w:t>50 distinct edge experiments</w:t>
       </w:r>
       <w:r>
         <w:rPr>
@@ -361,7 +361,7 @@
         <w:pStyle w:val="Heading2"/>
       </w:pPr>
       <w:r>
-        <w:t>The scoreboard (49 experiments, by outcome)</w:t>
+        <w:t>The scoreboard (50 experiments, by outcome)</w:t>
       </w:r>
     </w:p>
     <w:p>
@@ -604,7 +604,43 @@
         <w:rPr>
           <w:b w:val="0"/>
         </w:rPr>
-        <w:t>Going on the forward paper-track alongside pairs + momentum, sized tiny, eyes open.</w:t>
+        <w:t>Going on the forward paper-track alongside pairs + momentum, sized tiny, eyes open. **Tail validated</w:t>
+      </w:r>
+    </w:p>
+    <w:p>
+      <w:r>
+        <w:rPr>
+          <w:b w:val="0"/>
+        </w:rPr>
+        <w:t>(Case 50):** a *simulated* volmageddon (−50% SVXY day injected at the book's worst moment) costs only</w:t>
+      </w:r>
+    </w:p>
+    <w:p>
+      <w:r>
+        <w:rPr>
+          <w:b w:val="0"/>
+        </w:rPr>
+        <w:t xml:space="preserve">−7.9% combined drawdown at the deployed </w:t>
+      </w:r>
+      <w:r>
+        <w:rPr>
+          <w:b/>
+        </w:rPr>
+        <w:t>8% cap</w:t>
+      </w:r>
+      <w:r>
+        <w:rPr>
+          <w:b w:val="0"/>
+        </w:rPr>
+        <w:t xml:space="preserve"> (−9.4% even at a beyond-historical −70%) — the sizing</w:t>
+      </w:r>
+    </w:p>
+    <w:p>
+      <w:r>
+        <w:rPr>
+          <w:b w:val="0"/>
+        </w:rPr>
+        <w:t>is the tail management; the known failure mode is survivable.</w:t>
       </w:r>
     </w:p>
     <w:p>

--- a/docs/FINDINGS.docx
+++ b/docs/FINDINGS.docx
@@ -54,7 +54,7 @@
         <w:rPr>
           <w:b/>
         </w:rPr>
-        <w:t>50 distinct edge experiments</w:t>
+        <w:t>51 distinct edge experiments</w:t>
       </w:r>
       <w:r>
         <w:rPr>
@@ -361,7 +361,7 @@
         <w:pStyle w:val="Heading2"/>
       </w:pPr>
       <w:r>
-        <w:t>The scoreboard (50 experiments, by outcome)</w:t>
+        <w:t>The scoreboard (51 experiments, by outcome)</w:t>
       </w:r>
     </w:p>
     <w:p>
@@ -1305,6 +1305,31 @@
           <w:b w:val="0"/>
         </w:rPr>
         <w:t xml:space="preserve"> — mid-cap same-month signal is uncorrelated with pairs (ρ=0.06) and looked positive over the OOS window (+0.35), but per-year it's +2023/+2024 then −2025/−2026; the combiner lift (0.83→0.88) was a partial-2026 artifact that *reverses* to a dilution once 2026 is excluded. 5yr is too little history for a calendar premium.</w:t>
+      </w:r>
+    </w:p>
+    <w:p>
+      <w:r>
+        <w:rPr>
+          <w:b/>
+        </w:rPr>
+        <w:t>❌ Rejected — appealing thesis, falsified (1):</w:t>
+      </w:r>
+    </w:p>
+    <w:p>
+      <w:pPr>
+        <w:pStyle w:val="ListBullet"/>
+      </w:pPr>
+      <w:r>
+        <w:rPr>
+          <w:b/>
+        </w:rPr>
+        <w:t>Cross-asset trend / managed-futures (Case 51)</w:t>
+      </w:r>
+      <w:r>
+        <w:rPr>
+          <w:b w:val="0"/>
+        </w:rPr>
+        <w:t xml:space="preserve"> — the would-be short-vol crash-hedge: trend Sharpe 0.31 LOST to buy-and-hold (0.82) and long-only-no-timing (1.12) → timing is illusory; negative in 2022–2023 (crisis-alpha thesis failed); ρ=+0.17 with short-vol and loses on its worst days (no hedge); 3-leg combiner dilutes (0.93&lt;1.07).</w:t>
       </w:r>
     </w:p>
     <w:p>

--- a/docs/FINDINGS.docx
+++ b/docs/FINDINGS.docx
@@ -54,7 +54,7 @@
         <w:rPr>
           <w:b/>
         </w:rPr>
-        <w:t>51 distinct edge experiments</w:t>
+        <w:t>52 distinct edge experiments</w:t>
       </w:r>
       <w:r>
         <w:rPr>
@@ -68,7 +68,19 @@
         <w:rPr>
           <w:b w:val="0"/>
         </w:rPr>
-        <w:t>fundamental, run both by hand and by an AI research loop — **exactly one edge is validated, deployed, and</w:t>
+        <w:t xml:space="preserve">fundamental, run both by hand and by an AI research loop, </w:t>
+      </w:r>
+      <w:r>
+        <w:rPr>
+          <w:b/>
+        </w:rPr>
+        <w:t>then adversarially audited (Case 52)</w:t>
+      </w:r>
+      <w:r>
+        <w:rPr>
+          <w:b w:val="0"/>
+        </w:rPr>
+        <w:t xml:space="preserve"> — the</w:t>
       </w:r>
     </w:p>
     <w:p>
@@ -76,19 +88,7 @@
         <w:rPr>
           <w:b w:val="0"/>
         </w:rPr>
-        <w:t>now survivorship-stamped</w:t>
-      </w:r>
-      <w:r>
-        <w:rPr>
-          <w:b/>
-        </w:rPr>
-        <w:t>: a cointegrated-pairs market-neutral basket (</w:t>
-      </w:r>
-      <w:r>
-        <w:rPr>
-          <w:b w:val="0"/>
-        </w:rPr>
-        <w:t>WF ~0.83**, −4% DD, top-10 + 5%</w:t>
+        <w:t>honest scoreboard is humbler than the in-flight headlines: **exactly ONE thin, regime-dependent edge</w:t>
       </w:r>
     </w:p>
     <w:p>
@@ -96,7 +96,7 @@
         <w:rPr>
           <w:b w:val="0"/>
         </w:rPr>
-        <w:t>ADF; the earlier "0.29" was an over-diversified basket that diluted the edge). Re-run this session on a</w:t>
+        <w:t>(cointegrated-pairs basket), and zero new edges have cleared the project's own out-of-universe +</w:t>
       </w:r>
     </w:p>
     <w:p>
@@ -104,27 +104,48 @@
         <w:rPr>
           <w:b w:val="0"/>
         </w:rPr>
-        <w:t xml:space="preserve">point-in-time large-cap universe via a new delisting-aware walk-forward, it holds at </w:t>
-      </w:r>
-      <w:r>
-        <w:rPr>
-          <w:b/>
-        </w:rPr>
-        <w:t>+0.83 → +0.93</w:t>
-      </w:r>
-      <w:r>
-        <w:rPr>
-          <w:b w:val="0"/>
-        </w:rPr>
-        <w:t xml:space="preserve"> —</w:t>
+        <w:t>out-of-regime bar.**</w:t>
       </w:r>
     </w:p>
     <w:p>
+      <w:pPr>
+        <w:pStyle w:val="ListBullet"/>
+      </w:pPr>
+      <w:r>
+        <w:rPr>
+          <w:b/>
+        </w:rPr>
+        <w:t>Pairs basket</w:t>
+      </w:r>
       <w:r>
         <w:rPr>
           <w:b w:val="0"/>
         </w:rPr>
-        <w:t>the same survivorship test that demoted other candidates *clears* it. **And after a long hunt, a second</w:t>
+        <w:t xml:space="preserve"> — WF Sharpe </w:t>
+      </w:r>
+      <w:r>
+        <w:rPr>
+          <w:b/>
+        </w:rPr>
+        <w:t>0.83</w:t>
+      </w:r>
+      <w:r>
+        <w:rPr>
+          <w:b w:val="0"/>
+        </w:rPr>
+        <w:t xml:space="preserve"> is real but </w:t>
+      </w:r>
+      <w:r>
+        <w:rPr>
+          <w:b/>
+        </w:rPr>
+        <w:t>regime-front-loaded</w:t>
+      </w:r>
+      <w:r>
+        <w:rPr>
+          <w:b w:val="0"/>
+        </w:rPr>
+        <w:t xml:space="preserve"> (first-half 0.27, CI straddles</w:t>
       </w:r>
     </w:p>
     <w:p>
@@ -132,7 +153,19 @@
         <w:rPr>
           <w:b w:val="0"/>
         </w:rPr>
-        <w:t>leg has finally cleared every gate: short-volatility / VRP (Case 49)** — uncorrelated (ρ=0.04), positive</w:t>
+        <w:t xml:space="preserve">  zero; second-half 1.39; 2022 −0.9; strip 10 of 945 days → 0.16) and </w:t>
+      </w:r>
+      <w:r>
+        <w:rPr>
+          <w:b/>
+        </w:rPr>
+        <w:t>cadence-dependent</w:t>
+      </w:r>
+      <w:r>
+        <w:rPr>
+          <w:b w:val="0"/>
+        </w:rPr>
+        <w:t xml:space="preserve"> (train</w:t>
       </w:r>
     </w:p>
     <w:p>
@@ -140,19 +173,19 @@
         <w:rPr>
           <w:b w:val="0"/>
         </w:rPr>
-        <w:t xml:space="preserve">6/6 years, robust, and it *lifts* the combined book to </w:t>
+        <w:t xml:space="preserve">  252→378 → −1.42). Forward-honest expectation </w:t>
       </w:r>
       <w:r>
         <w:rPr>
           <w:b/>
         </w:rPr>
-        <w:t>1.08 (DSR 0.90)</w:t>
+        <w:t>~0.3–0.5</w:t>
       </w:r>
       <w:r>
         <w:rPr>
           <w:b w:val="0"/>
         </w:rPr>
-        <w:t xml:space="preserve"> with the drawdown unchanged at</w:t>
+        <w:t>, *not* 0.83. Survivorship-robust (Case 46).</w:t>
       </w:r>
     </w:p>
     <w:p>
@@ -160,15 +193,24 @@
         <w:rPr>
           <w:b w:val="0"/>
         </w:rPr>
-        <w:t>small (12%) size. Its asterisk is large and non-negotiable (an un-sampled catastrophic tail), so it</w:t>
+        <w:t xml:space="preserve">  The deployed core, but "0.83" oversells it.</w:t>
       </w:r>
     </w:p>
     <w:p>
+      <w:pPr>
+        <w:pStyle w:val="ListBullet"/>
+      </w:pPr>
+      <w:r>
+        <w:rPr>
+          <w:b/>
+        </w:rPr>
+        <w:t>Short-vol / VRP</w:t>
+      </w:r>
       <w:r>
         <w:rPr>
           <w:b w:val="0"/>
         </w:rPr>
-        <w:t>deploys only tiny with tail management — but it is the first candidate that genuinely diversifies.</w:t>
+        <w:t xml:space="preserve"> *looked* like the first real second leg (Case 49: combined 1.08, ρ=0.04) — but the</w:t>
       </w:r>
     </w:p>
     <w:p>
@@ -176,7 +218,19 @@
         <w:rPr>
           <w:b w:val="0"/>
         </w:rPr>
-        <w:t>The hunt that got there is the methodology in miniature — every *other* candidate failed a *different*</w:t>
+        <w:t xml:space="preserve">  audit showed the </w:t>
+      </w:r>
+      <w:r>
+        <w:rPr>
+          <w:b/>
+        </w:rPr>
+        <w:t>lift is entirely a 2022–23 vol-crush artifact</w:t>
+      </w:r>
+      <w:r>
+        <w:rPr>
+          <w:b w:val="0"/>
+        </w:rPr>
+        <w:t>: pre-2024 book lift +0.92, **since</w:t>
       </w:r>
     </w:p>
     <w:p>
@@ -184,31 +238,19 @@
         <w:rPr>
           <w:b w:val="0"/>
         </w:rPr>
-        <w:t xml:space="preserve">honest gate: mid-cap </w:t>
+        <w:t xml:space="preserve">  2024 the lift is −0.27</w:t>
       </w:r>
       <w:r>
         <w:rPr>
           <w:b/>
         </w:rPr>
-        <w:t>value</w:t>
+        <w:t xml:space="preserve"> (it *drags* the book). </w:t>
       </w:r>
       <w:r>
         <w:rPr>
           <w:b w:val="0"/>
         </w:rPr>
-        <w:t xml:space="preserve"> is a survivorship artifact (Case 43); mid-cap </w:t>
-      </w:r>
-      <w:r>
-        <w:rPr>
-          <w:b/>
-        </w:rPr>
-        <w:t>momentum</w:t>
-      </w:r>
-      <w:r>
-        <w:rPr>
-          <w:b w:val="0"/>
-        </w:rPr>
-        <w:t xml:space="preserve"> looked like a</w:t>
+        <w:t>Not a current diversifier;** on the forward track at a</w:t>
       </w:r>
     </w:p>
     <w:p>
@@ -216,39 +258,18 @@
         <w:rPr>
           <w:b w:val="0"/>
         </w:rPr>
-        <w:t xml:space="preserve">~0.4 edge but its deployable form is </w:t>
-      </w:r>
-      <w:r>
-        <w:rPr>
-          <w:b/>
-        </w:rPr>
-        <w:t>negative over the forward window</w:t>
-      </w:r>
-      <w:r>
-        <w:rPr>
-          <w:b w:val="0"/>
-        </w:rPr>
-        <w:t xml:space="preserve"> (carried by 2021) → the honest</w:t>
+        <w:t xml:space="preserve">  tiny tail-capped weight only to observe.</w:t>
       </w:r>
     </w:p>
     <w:p>
+      <w:pPr>
+        <w:pStyle w:val="ListBullet"/>
+      </w:pPr>
       <w:r>
         <w:rPr>
           <w:b w:val="0"/>
         </w:rPr>
-        <w:t xml:space="preserve">combiner *dilutes* (Case 47); </w:t>
-      </w:r>
-      <w:r>
-        <w:rPr>
-          <w:b/>
-        </w:rPr>
-        <w:t>cross-sectional seasonality</w:t>
-      </w:r>
-      <w:r>
-        <w:rPr>
-          <w:b w:val="0"/>
-        </w:rPr>
-        <w:t xml:space="preserve"> is uncorrelated but regime-unstable, its</w:t>
+        <w:t>Value (survivorship artifact, Case 43), momentum (dilutes / gate-flip-on-recency, Cases 47/52),</w:t>
       </w:r>
     </w:p>
     <w:p>
@@ -256,19 +277,7 @@
         <w:rPr>
           <w:b w:val="0"/>
         </w:rPr>
-        <w:t xml:space="preserve">"lift" a </w:t>
-      </w:r>
-      <w:r>
-        <w:rPr>
-          <w:b/>
-        </w:rPr>
-        <w:t>partial-2026 artifact</w:t>
-      </w:r>
-      <w:r>
-        <w:rPr>
-          <w:b w:val="0"/>
-        </w:rPr>
-        <w:t xml:space="preserve"> (Case 48). The constraint that finally cracked: **positive over 2022→</w:t>
+        <w:t xml:space="preserve">  seasonality (partial-year artifact, Case 48), cross-asset trend (timing illusory, Case 51) — **all</w:t>
       </w:r>
     </w:p>
     <w:p>
@@ -276,7 +285,7 @@
         <w:rPr>
           <w:b w:val="0"/>
         </w:rPr>
-        <w:t>AND uncorrelated with pairs AND robust across years** — short-vol clears it, on a different risk axis</w:t>
+        <w:t xml:space="preserve">  rejected**, each on a different honest gate.</w:t>
       </w:r>
     </w:p>
     <w:p>
@@ -284,15 +293,21 @@
         <w:rPr>
           <w:b w:val="0"/>
         </w:rPr>
-        <w:t>(selling volatility) than anything else tried. A forward track now runs pairs + momentum + short-vol,</w:t>
+        <w:t>That is not a failure of the project — it *is* the project. The deliverable is a harness whose job is to</w:t>
       </w:r>
     </w:p>
     <w:p>
       <w:r>
         <w:rPr>
+          <w:b/>
+        </w:rPr>
+        <w:t>reject</w:t>
+      </w:r>
+      <w:r>
+        <w:rPr>
           <w:b w:val="0"/>
         </w:rPr>
-        <w:t>each sized to its honest conviction.</w:t>
+        <w:t xml:space="preserve"> edges that don't generalize *and to catch its own overselling* — which Case 52 did, on our own</w:t>
       </w:r>
     </w:p>
     <w:p>
@@ -300,7 +315,7 @@
         <w:rPr>
           <w:b w:val="0"/>
         </w:rPr>
-        <w:t>That is not a failure of the project — it *is* the project. The deliverable is a harness whose job is</w:t>
+        <w:t>claims. Sized to Kelly, a thin regime-dependent ~0.3–0.5 market-neutral core is still genuinely useful;</w:t>
       </w:r>
     </w:p>
     <w:p>
@@ -308,19 +323,19 @@
         <w:rPr>
           <w:b w:val="0"/>
         </w:rPr>
-        <w:t xml:space="preserve">to </w:t>
+        <w:t xml:space="preserve">the lever for *more* is a </w:t>
       </w:r>
       <w:r>
         <w:rPr>
           <w:b/>
         </w:rPr>
-        <w:t>reject</w:t>
+        <w:t>genuinely uncorrelated additional axis</w:t>
       </w:r>
       <w:r>
         <w:rPr>
           <w:b w:val="0"/>
         </w:rPr>
-        <w:t xml:space="preserve"> edges that don't generalize, and it has done so relentlessly, including against several</w:t>
+        <w:t xml:space="preserve"> (ideally a long-vol/convexity sleeve</w:t>
       </w:r>
     </w:p>
     <w:p>
@@ -328,7 +343,7 @@
         <w:rPr>
           <w:b w:val="0"/>
         </w:rPr>
-        <w:t>candidates that looked excellent in-sample. Sized to Kelly, a ~0.83 market-neutral sleeve with −4% DD</w:t>
+        <w:t>that actually hedges the short-vol crash the correlation analysis proved is undiversified), each cleared</w:t>
       </w:r>
     </w:p>
     <w:p>
@@ -336,23 +351,7 @@
         <w:rPr>
           <w:b w:val="0"/>
         </w:rPr>
-        <w:t>is a genuinely useful core; the lever for *more* is additional uncorrelated surviving legs — and after</w:t>
-      </w:r>
-    </w:p>
-    <w:p>
-      <w:r>
-        <w:rPr>
-          <w:b w:val="0"/>
-        </w:rPr>
-        <w:t>rejecting value, momentum, and seasonality, **short-vol is the first to actually clear the bar and lift</w:t>
-      </w:r>
-    </w:p>
-    <w:p>
-      <w:r>
-        <w:rPr>
-          <w:b w:val="0"/>
-        </w:rPr>
-        <w:t>the book** (with its tail risk respected, not hidden).</w:t>
+        <w:t>through the out-of-universe + out-of-regime bar — not another in-sample lift.</w:t>
       </w:r>
     </w:p>
     <w:p/>
@@ -361,7 +360,7 @@
         <w:pStyle w:val="Heading2"/>
       </w:pPr>
       <w:r>
-        <w:t>The scoreboard (51 experiments, by outcome)</w:t>
+        <w:t>The scoreboard (52 experiments, by outcome)</w:t>
       </w:r>
     </w:p>
     <w:p>
@@ -450,7 +449,7 @@
         <w:rPr>
           <w:b/>
         </w:rPr>
-        <w:t>+0.83 → +0.93</w:t>
+        <w:t>+0.83 → +0.94</w:t>
       </w:r>
       <w:r>
         <w:rPr>
@@ -472,18 +471,24 @@
         <w:rPr>
           <w:b/>
         </w:rPr>
-        <w:t>🟢 First second leg that LIFTS the book — short-volatility / VRP (Case 49):</w:t>
+        <w:t>🟡→❌ Short-volatility / VRP — looked like a second leg, DOWNGRADED by the audit (Cases 49→52):</w:t>
       </w:r>
       <w:r>
         <w:rPr>
           <w:b w:val="0"/>
         </w:rPr>
-        <w:t xml:space="preserve"> the borrow-free</w:t>
+        <w:t xml:space="preserve"> the</w:t>
       </w:r>
     </w:p>
     <w:p>
       <w:r>
         <w:rPr>
+          <w:b w:val="0"/>
+        </w:rPr>
+        <w:t xml:space="preserve">borrow-free </w:t>
+      </w:r>
+      <w:r>
+        <w:rPr>
           <w:b/>
         </w:rPr>
         <w:t>long-SVXY</w:t>
@@ -492,7 +497,7 @@
         <w:rPr>
           <w:b w:val="0"/>
         </w:rPr>
-        <w:t xml:space="preserve"> sleeve (variance-risk-premium harvest) is the first candidate to clear *every* gate that</w:t>
+        <w:t xml:space="preserve"> sleeve *appeared* to clear every gate (Case 49: combined 1.08, ρ=0.04, "6/6</w:t>
       </w:r>
     </w:p>
     <w:p>
@@ -500,31 +505,7 @@
         <w:rPr>
           <w:b w:val="0"/>
         </w:rPr>
-        <w:t xml:space="preserve">killed the others — positive </w:t>
-      </w:r>
-      <w:r>
-        <w:rPr>
-          <w:b/>
-        </w:rPr>
-        <w:t>6/6 years</w:t>
-      </w:r>
-      <w:r>
-        <w:rPr>
-          <w:b w:val="0"/>
-        </w:rPr>
-        <w:t xml:space="preserve"> (even 2022), uncorrelated with pairs (</w:t>
-      </w:r>
-      <w:r>
-        <w:rPr>
-          <w:b/>
-        </w:rPr>
-        <w:t>ρ=0.04</w:t>
-      </w:r>
-      <w:r>
-        <w:rPr>
-          <w:b w:val="0"/>
-        </w:rPr>
-        <w:t>, tail ρ=0.12),</w:t>
+        <w:t>positive years") and survived a simulated-volmageddon tail-stress at an 8% cap (Case 50, still valid: a</w:t>
       </w:r>
     </w:p>
     <w:p>
@@ -532,7 +513,7 @@
         <w:rPr>
           <w:b w:val="0"/>
         </w:rPr>
-        <w:t>robust (survives ex-2026 and 3/4 leave-one-year-out), and it **actually lifts the combiner: 0.83 → 1.08,</w:t>
+        <w:t>−50% SVXY day → only −7.9% combined drawdown — the sizing is genuine tail management). **But the</w:t>
       </w:r>
     </w:p>
     <w:p>
@@ -540,19 +521,19 @@
         <w:rPr>
           <w:b w:val="0"/>
         </w:rPr>
-        <w:t>DSR 0.90</w:t>
+        <w:t>adversarial audit (Case 52) refuted the *diversification*:</w:t>
       </w:r>
       <w:r>
         <w:rPr>
           <w:b/>
         </w:rPr>
-        <w:t xml:space="preserve"> (the only candidate to clear the strict 0.9 DSR), with the combined drawdown </w:t>
+        <w:t xml:space="preserve"> the entire lift is the </w:t>
       </w:r>
       <w:r>
         <w:rPr>
           <w:b w:val="0"/>
         </w:rPr>
-        <w:t>unchanged at</w:t>
+        <w:t>2022–23 vol-crush**</w:t>
       </w:r>
     </w:p>
     <w:p>
@@ -560,19 +541,19 @@
         <w:rPr>
           <w:b w:val="0"/>
         </w:rPr>
-        <w:t>−5.5%</w:t>
+        <w:t xml:space="preserve">(pre-2024 book lift +0.92, short-vol standalone +2.17), and </w:t>
       </w:r>
       <w:r>
         <w:rPr>
           <w:b/>
         </w:rPr>
-        <w:t xml:space="preserve"> because inverse-vol sizes it to just 12%. </w:t>
+        <w:t>since 2024 the lift is −0.27</w:t>
       </w:r>
       <w:r>
         <w:rPr>
           <w:b w:val="0"/>
         </w:rPr>
-        <w:t>The asterisk is non-negotiable:** short-vol is</w:t>
+        <w:t xml:space="preserve"> — the leg</w:t>
       </w:r>
     </w:p>
     <w:p>
@@ -580,7 +561,7 @@
         <w:rPr>
           <w:b w:val="0"/>
         </w:rPr>
-        <w:t>*negatively skewed with an un-sampled catastrophic tail* (maxDD −46% standalone; 2021–2026 had no</w:t>
+        <w:t>*drags* the book. The "6/6 years" was the *standalone* calendar Sharpe, masking the negative *book* lift;</w:t>
       </w:r>
     </w:p>
     <w:p>
@@ -588,7 +569,7 @@
         <w:rPr>
           <w:b w:val="0"/>
         </w:rPr>
-        <w:t>volmageddon), so the metrics *understate* the risk — a vol spike is the known failure mode. **Honest</w:t>
+        <w:t>ρ≈0 is real and stress-stable but "uncorrelated ≠ hedged" (pairs is dead weight in a vol spike, so the</w:t>
       </w:r>
     </w:p>
     <w:p>
@@ -596,7 +577,19 @@
         <w:rPr>
           <w:b w:val="0"/>
         </w:rPr>
-        <w:t>position: a real diversifying leg, deployable only at small (~12%) size with explicit tail management.**</w:t>
+        <w:t xml:space="preserve">combined tail is short-vol's). </w:t>
+      </w:r>
+      <w:r>
+        <w:rPr>
+          <w:b/>
+        </w:rPr>
+        <w:t>Net: NOT a current diversifier.</w:t>
+      </w:r>
+      <w:r>
+        <w:rPr>
+          <w:b w:val="0"/>
+        </w:rPr>
+        <w:t xml:space="preserve"> Kept on the forward track at the tiny</w:t>
       </w:r>
     </w:p>
     <w:p>
@@ -604,43 +597,7 @@
         <w:rPr>
           <w:b w:val="0"/>
         </w:rPr>
-        <w:t>Going on the forward paper-track alongside pairs + momentum, sized tiny, eyes open. **Tail validated</w:t>
-      </w:r>
-    </w:p>
-    <w:p>
-      <w:r>
-        <w:rPr>
-          <w:b w:val="0"/>
-        </w:rPr>
-        <w:t>(Case 50):** a *simulated* volmageddon (−50% SVXY day injected at the book's worst moment) costs only</w:t>
-      </w:r>
-    </w:p>
-    <w:p>
-      <w:r>
-        <w:rPr>
-          <w:b w:val="0"/>
-        </w:rPr>
-        <w:t xml:space="preserve">−7.9% combined drawdown at the deployed </w:t>
-      </w:r>
-      <w:r>
-        <w:rPr>
-          <w:b/>
-        </w:rPr>
-        <w:t>8% cap</w:t>
-      </w:r>
-      <w:r>
-        <w:rPr>
-          <w:b w:val="0"/>
-        </w:rPr>
-        <w:t xml:space="preserve"> (−9.4% even at a beyond-historical −70%) — the sizing</w:t>
-      </w:r>
-    </w:p>
-    <w:p>
-      <w:r>
-        <w:rPr>
-          <w:b w:val="0"/>
-        </w:rPr>
-        <w:t>is the tail management; the known failure mode is survivable.</w:t>
+        <w:t>8% tail-cap purely to observe whether the VRP regime returns — not counted as a validated leg.</w:t>
       </w:r>
     </w:p>
     <w:p>

--- a/docs/FINDINGS.docx
+++ b/docs/FINDINGS.docx
@@ -54,7 +54,7 @@
         <w:rPr>
           <w:b/>
         </w:rPr>
-        <w:t>52 distinct edge experiments</w:t>
+        <w:t>53 distinct edge experiments</w:t>
       </w:r>
       <w:r>
         <w:rPr>
@@ -360,7 +360,7 @@
         <w:pStyle w:val="Heading2"/>
       </w:pPr>
       <w:r>
-        <w:t>The scoreboard (52 experiments, by outcome)</w:t>
+        <w:t>The scoreboard (53 experiments, by outcome)</w:t>
       </w:r>
     </w:p>
     <w:p>

--- a/docs/FINDINGS.docx
+++ b/docs/FINDINGS.docx
@@ -54,7 +54,7 @@
         <w:rPr>
           <w:b/>
         </w:rPr>
-        <w:t>53 distinct edge experiments</w:t>
+        <w:t>55 distinct edge experiments</w:t>
       </w:r>
       <w:r>
         <w:rPr>
@@ -360,7 +360,7 @@
         <w:pStyle w:val="Heading2"/>
       </w:pPr>
       <w:r>
-        <w:t>The scoreboard (53 experiments, by outcome)</w:t>
+        <w:t>The scoreboard (55 experiments, by outcome)</w:t>
       </w:r>
     </w:p>
     <w:p>
